--- a/files/GBCO_Bibliography_19-08-2026.docx
+++ b/files/GBCO_Bibliography_19-08-2026.docx
@@ -1318,7 +1318,7 @@
           <w:color w:val="6E7B77"/>
           <w:sz w:val="19"/>
         </w:rPr>
-        <w:t>173 inputs. Value, source and construction, date, layer. Paths are listed FY26E through FY30E.</w:t>
+        <w:t>187 inputs. Value, source and construction, date, layer. Paths are listed FY26E through FY30E.</w:t>
       </w:r>
     </w:p>
     <w:p>
@@ -1332,7 +1332,7 @@
           <w:color w:val="1C3A36"/>
           <w:sz w:val="24"/>
         </w:rPr>
-        <w:t>Company layer — 155 inputs</w:t>
+        <w:t>Company layer — 169 inputs</w:t>
       </w:r>
     </w:p>
     <w:tbl>
@@ -4860,7 +4860,7 @@
                 <w:color w:val="1C3A36"/>
                 <w:sz w:val="14"/>
               </w:rPr>
-              <w:t>auto total revenue H1-25</w:t>
+              <w:t>auto segment equity before NCI 30-Jun-26</w:t>
             </w:r>
           </w:p>
         </w:tc>
@@ -4878,7 +4878,7 @@
                 <w:color w:val="1C3A36"/>
                 <w:sz w:val="14"/>
               </w:rPr>
-              <w:t>30,672.7</w:t>
+              <w:t>12,998.3</w:t>
             </w:r>
           </w:p>
         </w:tc>
@@ -4896,7 +4896,7 @@
                 <w:color w:val="1C3A36"/>
                 <w:sz w:val="14"/>
               </w:rPr>
-              <w:t>GB Corp 2Q/1H26 earnings release, 13-Aug-2026</w:t>
+              <w:t>GB Corp 2Q/1H26 earnings release, 13-Aug-2026 table 12</w:t>
             </w:r>
           </w:p>
         </w:tc>
@@ -4951,7 +4951,7 @@
                 <w:color w:val="1C3A36"/>
                 <w:sz w:val="14"/>
               </w:rPr>
-              <w:t>auto gross profit H1-25 (GPM 15.5%)</w:t>
+              <w:t>auto total revenue H1-25</w:t>
             </w:r>
           </w:p>
         </w:tc>
@@ -4969,7 +4969,7 @@
                 <w:color w:val="1C3A36"/>
                 <w:sz w:val="14"/>
               </w:rPr>
-              <w:t>4,752.0</w:t>
+              <w:t>30,672.7</w:t>
             </w:r>
           </w:p>
         </w:tc>
@@ -5042,7 +5042,7 @@
                 <w:color w:val="1C3A36"/>
                 <w:sz w:val="14"/>
               </w:rPr>
-              <w:t>auto EBITDA H1-25</w:t>
+              <w:t>auto gross profit H1-25 (GPM 15.5%)</w:t>
             </w:r>
           </w:p>
         </w:tc>
@@ -5060,7 +5060,7 @@
                 <w:color w:val="1C3A36"/>
                 <w:sz w:val="14"/>
               </w:rPr>
-              <w:t>3,074.3</w:t>
+              <w:t>4,752.0</w:t>
             </w:r>
           </w:p>
         </w:tc>
@@ -5133,7 +5133,7 @@
                 <w:color w:val="1C3A36"/>
                 <w:sz w:val="14"/>
               </w:rPr>
-              <w:t>PC volumes H1-26 (CKD 15,454 / CBU 14,100)</w:t>
+              <w:t>auto EBITDA H1-25</w:t>
             </w:r>
           </w:p>
         </w:tc>
@@ -5151,7 +5151,7 @@
                 <w:color w:val="1C3A36"/>
                 <w:sz w:val="14"/>
               </w:rPr>
-              <w:t>29554</w:t>
+              <w:t>3,074.3</w:t>
             </w:r>
           </w:p>
         </w:tc>
@@ -5224,7 +5224,7 @@
                 <w:color w:val="1C3A36"/>
                 <w:sz w:val="14"/>
               </w:rPr>
-              <w:t>PC revenue H1-26</w:t>
+              <w:t>PC volumes H1-26 (CKD 15,454 / CBU 14,100)</w:t>
             </w:r>
           </w:p>
         </w:tc>
@@ -5242,7 +5242,7 @@
                 <w:color w:val="1C3A36"/>
                 <w:sz w:val="14"/>
               </w:rPr>
-              <w:t>30,595.7</w:t>
+              <w:t>29554</w:t>
             </w:r>
           </w:p>
         </w:tc>
@@ -5315,7 +5315,7 @@
                 <w:color w:val="1C3A36"/>
                 <w:sz w:val="14"/>
               </w:rPr>
-              <w:t>CV&amp;CE volumes H1-26 (bus 1,002 / truck 1,472 / CE 16)</w:t>
+              <w:t>PC revenue H1-26</w:t>
             </w:r>
           </w:p>
         </w:tc>
@@ -5333,7 +5333,7 @@
                 <w:color w:val="1C3A36"/>
                 <w:sz w:val="14"/>
               </w:rPr>
-              <w:t>2490</w:t>
+              <w:t>30,595.7</w:t>
             </w:r>
           </w:p>
         </w:tc>
@@ -5406,7 +5406,7 @@
                 <w:color w:val="1C3A36"/>
                 <w:sz w:val="14"/>
               </w:rPr>
-              <w:t>CV&amp;CE revenue H1-26</w:t>
+              <w:t>CV&amp;CE volumes H1-26 (bus 1,002 / truck 1,472 / CE 16)</w:t>
             </w:r>
           </w:p>
         </w:tc>
@@ -5424,7 +5424,7 @@
                 <w:color w:val="1C3A36"/>
                 <w:sz w:val="14"/>
               </w:rPr>
-              <w:t>4,749.1</w:t>
+              <w:t>2490</w:t>
             </w:r>
           </w:p>
         </w:tc>
@@ -5497,7 +5497,7 @@
                 <w:color w:val="1C3A36"/>
                 <w:sz w:val="14"/>
               </w:rPr>
-              <w:t>Light-Mobility volumes H1-26</w:t>
+              <w:t>CV&amp;CE revenue H1-26</w:t>
             </w:r>
           </w:p>
         </w:tc>
@@ -5515,7 +5515,7 @@
                 <w:color w:val="1C3A36"/>
                 <w:sz w:val="14"/>
               </w:rPr>
-              <w:t>21173</w:t>
+              <w:t>4,749.1</w:t>
             </w:r>
           </w:p>
         </w:tc>
@@ -5588,7 +5588,7 @@
                 <w:color w:val="1C3A36"/>
                 <w:sz w:val="14"/>
               </w:rPr>
-              <w:t>Light-Mobility revenue H1-26</w:t>
+              <w:t>Light-Mobility volumes H1-26</w:t>
             </w:r>
           </w:p>
         </w:tc>
@@ -5606,7 +5606,7 @@
                 <w:color w:val="1C3A36"/>
                 <w:sz w:val="14"/>
               </w:rPr>
-              <w:t>1,435.2</w:t>
+              <w:t>21173</w:t>
             </w:r>
           </w:p>
         </w:tc>
@@ -5679,7 +5679,7 @@
                 <w:color w:val="1C3A36"/>
                 <w:sz w:val="14"/>
               </w:rPr>
-              <w:t>Trading revenue H1-26 (tires 1,956.3 + parts 616.0)</w:t>
+              <w:t>Light-Mobility revenue H1-26</w:t>
             </w:r>
           </w:p>
         </w:tc>
@@ -5697,7 +5697,7 @@
                 <w:color w:val="1C3A36"/>
                 <w:sz w:val="14"/>
               </w:rPr>
-              <w:t>2,572.3</w:t>
+              <w:t>1,435.2</w:t>
             </w:r>
           </w:p>
         </w:tc>
@@ -5770,7 +5770,7 @@
                 <w:color w:val="1C3A36"/>
                 <w:sz w:val="14"/>
               </w:rPr>
-              <w:t>PC revenue H1-25</w:t>
+              <w:t>Trading revenue H1-26 (tires 1,956.3 + parts 616.0)</w:t>
             </w:r>
           </w:p>
         </w:tc>
@@ -5788,7 +5788,7 @@
                 <w:color w:val="1C3A36"/>
                 <w:sz w:val="14"/>
               </w:rPr>
-              <w:t>24,098.2</w:t>
+              <w:t>2,572.3</w:t>
             </w:r>
           </w:p>
         </w:tc>
@@ -5861,7 +5861,7 @@
                 <w:color w:val="1C3A36"/>
                 <w:sz w:val="14"/>
               </w:rPr>
-              <w:t>PC volumes H1-25</w:t>
+              <w:t>PC revenue H1-25</w:t>
             </w:r>
           </w:p>
         </w:tc>
@@ -5879,7 +5879,7 @@
                 <w:color w:val="1C3A36"/>
                 <w:sz w:val="14"/>
               </w:rPr>
-              <w:t>25989</w:t>
+              <w:t>24,098.2</w:t>
             </w:r>
           </w:p>
         </w:tc>
@@ -5952,7 +5952,7 @@
                 <w:color w:val="1C3A36"/>
                 <w:sz w:val="14"/>
               </w:rPr>
-              <w:t>CV&amp;CE revenue H1-25</w:t>
+              <w:t>PC volumes H1-25</w:t>
             </w:r>
           </w:p>
         </w:tc>
@@ -5970,7 +5970,7 @@
                 <w:color w:val="1C3A36"/>
                 <w:sz w:val="14"/>
               </w:rPr>
-              <w:t>2,640.6</w:t>
+              <w:t>25989</w:t>
             </w:r>
           </w:p>
         </w:tc>
@@ -6043,7 +6043,7 @@
                 <w:color w:val="1C3A36"/>
                 <w:sz w:val="14"/>
               </w:rPr>
-              <w:t>Light-Mobility revenue H1-25</w:t>
+              <w:t>CV&amp;CE revenue H1-25</w:t>
             </w:r>
           </w:p>
         </w:tc>
@@ -6061,7 +6061,7 @@
                 <w:color w:val="1C3A36"/>
                 <w:sz w:val="14"/>
               </w:rPr>
-              <w:t>928.4</w:t>
+              <w:t>2,640.6</w:t>
             </w:r>
           </w:p>
         </w:tc>
@@ -6134,7 +6134,7 @@
                 <w:color w:val="1C3A36"/>
                 <w:sz w:val="14"/>
               </w:rPr>
-              <w:t>Trading revenue H1-25</w:t>
+              <w:t>Light-Mobility revenue H1-25</w:t>
             </w:r>
           </w:p>
         </w:tc>
@@ -6152,7 +6152,7 @@
                 <w:color w:val="1C3A36"/>
                 <w:sz w:val="14"/>
               </w:rPr>
-              <w:t>2,438.2</w:t>
+              <w:t>928.4</w:t>
             </w:r>
           </w:p>
         </w:tc>
@@ -6225,7 +6225,7 @@
                 <w:color w:val="1C3A36"/>
                 <w:sz w:val="14"/>
               </w:rPr>
-              <w:t>foreign share of PC revenue H1-26 (was 25.81% H1-25)</w:t>
+              <w:t>Trading revenue H1-25</w:t>
             </w:r>
           </w:p>
         </w:tc>
@@ -6243,7 +6243,7 @@
                 <w:color w:val="1C3A36"/>
                 <w:sz w:val="14"/>
               </w:rPr>
-              <w:t>0.1459</w:t>
+              <w:t>2,438.2</w:t>
             </w:r>
           </w:p>
         </w:tc>
@@ -6261,7 +6261,7 @@
                 <w:color w:val="1C3A36"/>
                 <w:sz w:val="14"/>
               </w:rPr>
-              <w:t>GB Corp consolidated interim FS 30-Jun-2026 (KPMG limited review, 13-Aug-2026) note 5-A2</w:t>
+              <w:t>GB Corp 2Q/1H26 earnings release, 13-Aug-2026</w:t>
             </w:r>
           </w:p>
         </w:tc>
@@ -6316,7 +6316,7 @@
                 <w:color w:val="1C3A36"/>
                 <w:sz w:val="14"/>
               </w:rPr>
-              <w:t>FS segment PC revenue H1-26</w:t>
+              <w:t>foreign share of PC revenue H1-26 (was 25.81% H1-25)</w:t>
             </w:r>
           </w:p>
         </w:tc>
@@ -6334,7 +6334,7 @@
                 <w:color w:val="1C3A36"/>
                 <w:sz w:val="14"/>
               </w:rPr>
-              <w:t>31,210.2</w:t>
+              <w:t>0.1459</w:t>
             </w:r>
           </w:p>
         </w:tc>
@@ -6352,7 +6352,7 @@
                 <w:color w:val="1C3A36"/>
                 <w:sz w:val="14"/>
               </w:rPr>
-              <w:t>GB Corp consolidated interim FS 30-Jun-2026 (KPMG limited review, 13-Aug-2026) note 5</w:t>
+              <w:t>GB Corp consolidated interim FS 30-Jun-2026 (KPMG limited review, 13-Aug-2026) note 5-A2</w:t>
             </w:r>
           </w:p>
         </w:tc>
@@ -6407,7 +6407,7 @@
                 <w:color w:val="1C3A36"/>
                 <w:sz w:val="14"/>
               </w:rPr>
-              <w:t>FS segment PC cost H1-26</w:t>
+              <w:t>FS segment PC revenue H1-26</w:t>
             </w:r>
           </w:p>
         </w:tc>
@@ -6425,7 +6425,7 @@
                 <w:color w:val="1C3A36"/>
                 <w:sz w:val="14"/>
               </w:rPr>
-              <w:t>27,054.2</w:t>
+              <w:t>31,210.2</w:t>
             </w:r>
           </w:p>
         </w:tc>
@@ -6443,7 +6443,7 @@
                 <w:color w:val="1C3A36"/>
                 <w:sz w:val="14"/>
               </w:rPr>
-              <w:t>GB Corp consolidated interim FS 30-Jun-2026 (KPMG limited review, 13-Aug-2026) note 5-B</w:t>
+              <w:t>GB Corp consolidated interim FS 30-Jun-2026 (KPMG limited review, 13-Aug-2026) note 5</w:t>
             </w:r>
           </w:p>
         </w:tc>
@@ -6498,7 +6498,7 @@
                 <w:color w:val="1C3A36"/>
                 <w:sz w:val="14"/>
               </w:rPr>
-              <w:t>FS segment buses&amp;trucks revenue H1-26</w:t>
+              <w:t>FS segment PC cost H1-26</w:t>
             </w:r>
           </w:p>
         </w:tc>
@@ -6516,7 +6516,7 @@
                 <w:color w:val="1C3A36"/>
                 <w:sz w:val="14"/>
               </w:rPr>
-              <w:t>4,906.0</w:t>
+              <w:t>27,054.2</w:t>
             </w:r>
           </w:p>
         </w:tc>
@@ -6534,7 +6534,7 @@
                 <w:color w:val="1C3A36"/>
                 <w:sz w:val="14"/>
               </w:rPr>
-              <w:t>GB Corp consolidated interim FS 30-Jun-2026 (KPMG limited review, 13-Aug-2026) note 5</w:t>
+              <w:t>GB Corp consolidated interim FS 30-Jun-2026 (KPMG limited review, 13-Aug-2026) note 5-B</w:t>
             </w:r>
           </w:p>
         </w:tc>
@@ -6589,7 +6589,7 @@
                 <w:color w:val="1C3A36"/>
                 <w:sz w:val="14"/>
               </w:rPr>
-              <w:t>FS segment buses&amp;trucks cost H1-26</w:t>
+              <w:t>FS segment buses&amp;trucks revenue H1-26</w:t>
             </w:r>
           </w:p>
         </w:tc>
@@ -6607,7 +6607,7 @@
                 <w:color w:val="1C3A36"/>
                 <w:sz w:val="14"/>
               </w:rPr>
-              <w:t>3,991.8</w:t>
+              <w:t>4,906.0</w:t>
             </w:r>
           </w:p>
         </w:tc>
@@ -6625,7 +6625,7 @@
                 <w:color w:val="1C3A36"/>
                 <w:sz w:val="14"/>
               </w:rPr>
-              <w:t>GB Corp consolidated interim FS 30-Jun-2026 (KPMG limited review, 13-Aug-2026) note 5-B</w:t>
+              <w:t>GB Corp consolidated interim FS 30-Jun-2026 (KPMG limited review, 13-Aug-2026) note 5</w:t>
             </w:r>
           </w:p>
         </w:tc>
@@ -6680,7 +6680,7 @@
                 <w:color w:val="1C3A36"/>
                 <w:sz w:val="14"/>
               </w:rPr>
-              <w:t>FS segment 2-3-4W revenue H1-26</w:t>
+              <w:t>FS segment buses&amp;trucks cost H1-26</w:t>
             </w:r>
           </w:p>
         </w:tc>
@@ -6698,7 +6698,7 @@
                 <w:color w:val="1C3A36"/>
                 <w:sz w:val="14"/>
               </w:rPr>
-              <w:t>1,566.4</w:t>
+              <w:t>3,991.8</w:t>
             </w:r>
           </w:p>
         </w:tc>
@@ -6716,7 +6716,7 @@
                 <w:color w:val="1C3A36"/>
                 <w:sz w:val="14"/>
               </w:rPr>
-              <w:t>GB Corp consolidated interim FS 30-Jun-2026 (KPMG limited review, 13-Aug-2026) note 5</w:t>
+              <w:t>GB Corp consolidated interim FS 30-Jun-2026 (KPMG limited review, 13-Aug-2026) note 5-B</w:t>
             </w:r>
           </w:p>
         </w:tc>
@@ -6771,7 +6771,7 @@
                 <w:color w:val="1C3A36"/>
                 <w:sz w:val="14"/>
               </w:rPr>
-              <w:t>FS segment 2-3-4W cost H1-26</w:t>
+              <w:t>FS segment 2-3-4W revenue H1-26</w:t>
             </w:r>
           </w:p>
         </w:tc>
@@ -6789,7 +6789,7 @@
                 <w:color w:val="1C3A36"/>
                 <w:sz w:val="14"/>
               </w:rPr>
-              <w:t>1,386.9</w:t>
+              <w:t>1,566.4</w:t>
             </w:r>
           </w:p>
         </w:tc>
@@ -6807,7 +6807,7 @@
                 <w:color w:val="1C3A36"/>
                 <w:sz w:val="14"/>
               </w:rPr>
-              <w:t>GB Corp consolidated interim FS 30-Jun-2026 (KPMG limited review, 13-Aug-2026) note 5-B</w:t>
+              <w:t>GB Corp consolidated interim FS 30-Jun-2026 (KPMG limited review, 13-Aug-2026) note 5</w:t>
             </w:r>
           </w:p>
         </w:tc>
@@ -6862,7 +6862,7 @@
                 <w:color w:val="1C3A36"/>
                 <w:sz w:val="14"/>
               </w:rPr>
-              <w:t>FS segment tires+other-trading revenue H1-26</w:t>
+              <w:t>FS segment 2-3-4W cost H1-26</w:t>
             </w:r>
           </w:p>
         </w:tc>
@@ -6880,7 +6880,7 @@
                 <w:color w:val="1C3A36"/>
                 <w:sz w:val="14"/>
               </w:rPr>
-              <w:t>2,337.3</w:t>
+              <w:t>1,386.9</w:t>
             </w:r>
           </w:p>
         </w:tc>
@@ -6898,7 +6898,7 @@
                 <w:color w:val="1C3A36"/>
                 <w:sz w:val="14"/>
               </w:rPr>
-              <w:t>GB Corp consolidated interim FS 30-Jun-2026 (KPMG limited review, 13-Aug-2026) note 5</w:t>
+              <w:t>GB Corp consolidated interim FS 30-Jun-2026 (KPMG limited review, 13-Aug-2026) note 5-B</w:t>
             </w:r>
           </w:p>
         </w:tc>
@@ -6953,7 +6953,7 @@
                 <w:color w:val="1C3A36"/>
                 <w:sz w:val="14"/>
               </w:rPr>
-              <w:t>FS segment tires+other-trading cost H1-26</w:t>
+              <w:t>FS segment tires+other-trading revenue H1-26</w:t>
             </w:r>
           </w:p>
         </w:tc>
@@ -6971,7 +6971,7 @@
                 <w:color w:val="1C3A36"/>
                 <w:sz w:val="14"/>
               </w:rPr>
-              <w:t>1,863.7</w:t>
+              <w:t>2,337.3</w:t>
             </w:r>
           </w:p>
         </w:tc>
@@ -6989,7 +6989,7 @@
                 <w:color w:val="1C3A36"/>
                 <w:sz w:val="14"/>
               </w:rPr>
-              <w:t>GB Corp consolidated interim FS 30-Jun-2026 (KPMG limited review, 13-Aug-2026) note 5-B</w:t>
+              <w:t>GB Corp consolidated interim FS 30-Jun-2026 (KPMG limited review, 13-Aug-2026) note 5</w:t>
             </w:r>
           </w:p>
         </w:tc>
@@ -7044,7 +7044,7 @@
                 <w:color w:val="1C3A36"/>
                 <w:sz w:val="14"/>
               </w:rPr>
-              <w:t>GB Capital total revenue H1-26</w:t>
+              <w:t>FS segment tires+other-trading cost H1-26</w:t>
             </w:r>
           </w:p>
         </w:tc>
@@ -7062,7 +7062,7 @@
                 <w:color w:val="1C3A36"/>
                 <w:sz w:val="14"/>
               </w:rPr>
-              <w:t>9,088.2</w:t>
+              <w:t>1,863.7</w:t>
             </w:r>
           </w:p>
         </w:tc>
@@ -7080,7 +7080,7 @@
                 <w:color w:val="1C3A36"/>
                 <w:sz w:val="14"/>
               </w:rPr>
-              <w:t>GB Corp 2Q/1H26 earnings release, 13-Aug-2026</w:t>
+              <w:t>GB Corp consolidated interim FS 30-Jun-2026 (KPMG limited review, 13-Aug-2026) note 5-B</w:t>
             </w:r>
           </w:p>
         </w:tc>
@@ -7135,7 +7135,7 @@
                 <w:color w:val="1C3A36"/>
                 <w:sz w:val="14"/>
               </w:rPr>
-              <w:t>GB Capital operating profit H1-26</w:t>
+              <w:t>GB Capital total revenue H1-26</w:t>
             </w:r>
           </w:p>
         </w:tc>
@@ -7153,7 +7153,7 @@
                 <w:color w:val="1C3A36"/>
                 <w:sz w:val="14"/>
               </w:rPr>
-              <w:t>574.4</w:t>
+              <w:t>9,088.2</w:t>
             </w:r>
           </w:p>
         </w:tc>
@@ -7226,7 +7226,7 @@
                 <w:color w:val="1C3A36"/>
                 <w:sz w:val="14"/>
               </w:rPr>
-              <w:t>GB Capital net profit after tax &amp; NCI H1-26</w:t>
+              <w:t>GB Capital operating profit H1-26</w:t>
             </w:r>
           </w:p>
         </w:tc>
@@ -7244,7 +7244,7 @@
                 <w:color w:val="1C3A36"/>
                 <w:sz w:val="14"/>
               </w:rPr>
-              <w:t>649.6</w:t>
+              <w:t>574.4</w:t>
             </w:r>
           </w:p>
         </w:tc>
@@ -7317,7 +7317,7 @@
                 <w:color w:val="1C3A36"/>
                 <w:sz w:val="14"/>
               </w:rPr>
-              <w:t>GB Capital associates income H1-26 (MNT-Halan, Bedaya, Kaf)</w:t>
+              <w:t>GB Capital net profit after tax &amp; NCI H1-26</w:t>
             </w:r>
           </w:p>
         </w:tc>
@@ -7335,7 +7335,7 @@
                 <w:color w:val="1C3A36"/>
                 <w:sz w:val="14"/>
               </w:rPr>
-              <w:t>426.2</w:t>
+              <w:t>649.6</w:t>
             </w:r>
           </w:p>
         </w:tc>
@@ -7408,7 +7408,7 @@
                 <w:color w:val="1C3A36"/>
                 <w:sz w:val="14"/>
               </w:rPr>
-              <w:t>GB Capital net on-book portfolio 30-Jun-26 (+33.6% y/y)</w:t>
+              <w:t>GB Capital associates income H1-26 (MNT-Halan, Bedaya, Kaf)</w:t>
             </w:r>
           </w:p>
         </w:tc>
@@ -7426,7 +7426,7 @@
                 <w:color w:val="1C3A36"/>
                 <w:sz w:val="14"/>
               </w:rPr>
-              <w:t>23,984.6</w:t>
+              <w:t>426.2</w:t>
             </w:r>
           </w:p>
         </w:tc>
@@ -7499,7 +7499,7 @@
                 <w:color w:val="1C3A36"/>
                 <w:sz w:val="14"/>
               </w:rPr>
-              <w:t>GB Capital NPL ratio 30-Jun-26</w:t>
+              <w:t>GB Capital net on-book portfolio 30-Jun-26 (+33.6% y/y)</w:t>
             </w:r>
           </w:p>
         </w:tc>
@@ -7517,7 +7517,7 @@
                 <w:color w:val="1C3A36"/>
                 <w:sz w:val="14"/>
               </w:rPr>
-              <w:t>0.028</w:t>
+              <w:t>23,984.6</w:t>
             </w:r>
           </w:p>
         </w:tc>
@@ -7590,7 +7590,7 @@
                 <w:color w:val="1C3A36"/>
                 <w:sz w:val="14"/>
               </w:rPr>
-              <w:t>GB Capital annualized adjusted ROAE 2Q26</w:t>
+              <w:t>GB Capital NPL ratio 30-Jun-26</w:t>
             </w:r>
           </w:p>
         </w:tc>
@@ -7608,7 +7608,7 @@
                 <w:color w:val="1C3A36"/>
                 <w:sz w:val="14"/>
               </w:rPr>
-              <w:t>0.135</w:t>
+              <w:t>0.028</w:t>
             </w:r>
           </w:p>
         </w:tc>
@@ -7681,7 +7681,7 @@
                 <w:color w:val="1C3A36"/>
                 <w:sz w:val="14"/>
               </w:rPr>
-              <w:t>GB Capital segment equity before NCI 30-Jun-26</w:t>
+              <w:t>GB Capital annualized adjusted ROAE 2Q26</w:t>
             </w:r>
           </w:p>
         </w:tc>
@@ -7699,7 +7699,7 @@
                 <w:color w:val="1C3A36"/>
                 <w:sz w:val="14"/>
               </w:rPr>
-              <w:t>22,497.8</w:t>
+              <w:t>0.135</w:t>
             </w:r>
           </w:p>
         </w:tc>
@@ -7717,7 +7717,7 @@
                 <w:color w:val="1C3A36"/>
                 <w:sz w:val="14"/>
               </w:rPr>
-              <w:t>GB Corp 2Q/1H26 earnings release, 13-Aug-2026 table 12</w:t>
+              <w:t>GB Corp 2Q/1H26 earnings release, 13-Aug-2026</w:t>
             </w:r>
           </w:p>
         </w:tc>
@@ -7772,7 +7772,7 @@
                 <w:color w:val="1C3A36"/>
                 <w:sz w:val="14"/>
               </w:rPr>
-              <w:t>GB Capital segment 'investments in subsidiaries' 30-Jun-26</w:t>
+              <w:t>GB Capital segment equity before NCI 30-Jun-26</w:t>
             </w:r>
           </w:p>
         </w:tc>
@@ -7790,7 +7790,7 @@
                 <w:color w:val="1C3A36"/>
                 <w:sz w:val="14"/>
               </w:rPr>
-              <w:t>18,246.0</w:t>
+              <w:t>22,497.8</w:t>
             </w:r>
           </w:p>
         </w:tc>
@@ -7863,7 +7863,7 @@
                 <w:color w:val="1C3A36"/>
                 <w:sz w:val="14"/>
               </w:rPr>
-              <w:t>GB Capital cost of funds H1-26</w:t>
+              <w:t>GB Capital segment 'investments in subsidiaries' 30-Jun-26</w:t>
             </w:r>
           </w:p>
         </w:tc>
@@ -7881,7 +7881,7 @@
                 <w:color w:val="1C3A36"/>
                 <w:sz w:val="14"/>
               </w:rPr>
-              <w:t>1,797.1</w:t>
+              <w:t>18,246.0</w:t>
             </w:r>
           </w:p>
         </w:tc>
@@ -7899,7 +7899,7 @@
                 <w:color w:val="1C3A36"/>
                 <w:sz w:val="14"/>
               </w:rPr>
-              <w:t>GB Corp 2Q/1H26 earnings release, 13-Aug-2026 table 13</w:t>
+              <w:t>GB Corp 2Q/1H26 earnings release, 13-Aug-2026 table 12</w:t>
             </w:r>
           </w:p>
         </w:tc>
@@ -7954,7 +7954,7 @@
                 <w:color w:val="1C3A36"/>
                 <w:sz w:val="14"/>
               </w:rPr>
-              <w:t>MNT Investment B.V. stake after Al Ahly Capital first close (44.01% before)</w:t>
+              <w:t>GB Capital cost of funds H1-26</w:t>
             </w:r>
           </w:p>
         </w:tc>
@@ -7972,7 +7972,7 @@
                 <w:color w:val="1C3A36"/>
                 <w:sz w:val="14"/>
               </w:rPr>
-              <w:t>0.4293</w:t>
+              <w:t>1,797.1</w:t>
             </w:r>
           </w:p>
         </w:tc>
@@ -7990,7 +7990,7 @@
                 <w:color w:val="1C3A36"/>
                 <w:sz w:val="14"/>
               </w:rPr>
-              <w:t>GB Corp consolidated interim FS 30-Jun-2026 (KPMG limited review, 13-Aug-2026) note 34 footnote</w:t>
+              <w:t>GB Corp 2Q/1H26 earnings release, 13-Aug-2026 table 13</w:t>
             </w:r>
           </w:p>
         </w:tc>
@@ -8045,7 +8045,7 @@
                 <w:color w:val="1C3A36"/>
                 <w:sz w:val="14"/>
               </w:rPr>
-              <w:t>MNT B.V. equity-method carrying value 30-Jun-26 (opening restated +2,460.218)</w:t>
+              <w:t>MNT Investment B.V. stake after Al Ahly Capital first close (44.01% before)</w:t>
             </w:r>
           </w:p>
         </w:tc>
@@ -8063,7 +8063,7 @@
                 <w:color w:val="1C3A36"/>
                 <w:sz w:val="14"/>
               </w:rPr>
-              <w:t>15,723.5</w:t>
+              <w:t>0.4293</w:t>
             </w:r>
           </w:p>
         </w:tc>
@@ -8081,7 +8081,7 @@
                 <w:color w:val="1C3A36"/>
                 <w:sz w:val="14"/>
               </w:rPr>
-              <w:t>GB Corp consolidated interim FS 30-Jun-2026 (KPMG limited review, 13-Aug-2026) note 34</w:t>
+              <w:t>GB Corp consolidated interim FS 30-Jun-2026 (KPMG limited review, 13-Aug-2026) note 34 footnote</w:t>
             </w:r>
           </w:p>
         </w:tc>
@@ -8136,7 +8136,7 @@
                 <w:color w:val="1C3A36"/>
                 <w:sz w:val="14"/>
               </w:rPr>
-              <w:t>MNT B.V. H1-26 share of profit (KPMG could not verify — qualified conclusion)</w:t>
+              <w:t>MNT B.V. equity-method carrying value 30-Jun-26 (opening restated +2,460.218)</w:t>
             </w:r>
           </w:p>
         </w:tc>
@@ -8154,7 +8154,7 @@
                 <w:color w:val="1C3A36"/>
                 <w:sz w:val="14"/>
               </w:rPr>
-              <w:t>410.0</w:t>
+              <w:t>15,723.5</w:t>
             </w:r>
           </w:p>
         </w:tc>
@@ -8172,7 +8172,7 @@
                 <w:color w:val="1C3A36"/>
                 <w:sz w:val="14"/>
               </w:rPr>
-              <w:t>GB Corp consolidated interim FS 30-Jun-2026 (KPMG limited review, 13-Aug-2026) note 34 + review report</w:t>
+              <w:t>GB Corp consolidated interim FS 30-Jun-2026 (KPMG limited review, 13-Aug-2026) note 34</w:t>
             </w:r>
           </w:p>
         </w:tc>
@@ -8227,7 +8227,7 @@
                 <w:color w:val="1C3A36"/>
                 <w:sz w:val="14"/>
               </w:rPr>
-              <w:t>MNT-Halan round valuation, first close led by Al Ahly Capital (second close pending)</w:t>
+              <w:t>MNT B.V. H1-26 share of profit (KPMG could not verify — qualified conclusion)</w:t>
             </w:r>
           </w:p>
         </w:tc>
@@ -8245,7 +8245,7 @@
                 <w:color w:val="1C3A36"/>
                 <w:sz w:val="14"/>
               </w:rPr>
-              <w:t>1,400.0</w:t>
+              <w:t>410.0</w:t>
             </w:r>
           </w:p>
         </w:tc>
@@ -8263,7 +8263,7 @@
                 <w:color w:val="1C3A36"/>
                 <w:sz w:val="14"/>
               </w:rPr>
-              <w:t>GB Corp press release 09-Jun-2026, corroborated by Reuters/Zawya/Enterprise coverage</w:t>
+              <w:t>GB Corp consolidated interim FS 30-Jun-2026 (KPMG limited review, 13-Aug-2026) note 34 + review report</w:t>
             </w:r>
           </w:p>
         </w:tc>
@@ -8281,7 +8281,7 @@
                 <w:color w:val="1C3A36"/>
                 <w:sz w:val="14"/>
               </w:rPr>
-              <w:t>2026-06-09</w:t>
+              <w:t>2026-08-13</w:t>
             </w:r>
           </w:p>
         </w:tc>
@@ -8318,7 +8318,7 @@
                 <w:color w:val="1C3A36"/>
                 <w:sz w:val="14"/>
               </w:rPr>
-              <w:t>MNT-Halan consolidated loan book (c.)</w:t>
+              <w:t>MNT-Halan round valuation, first close led by Al Ahly Capital (second close pending)</w:t>
             </w:r>
           </w:p>
         </w:tc>
@@ -8336,7 +8336,7 @@
                 <w:color w:val="1C3A36"/>
                 <w:sz w:val="14"/>
               </w:rPr>
-              <w:t>1.95</w:t>
+              <w:t>1,400.0</w:t>
             </w:r>
           </w:p>
         </w:tc>
@@ -8354,7 +8354,7 @@
                 <w:color w:val="1C3A36"/>
                 <w:sz w:val="14"/>
               </w:rPr>
-              <w:t>GB Corp 2Q/1H26 earnings release, 13-Aug-2026</w:t>
+              <w:t>GB Corp press release 09-Jun-2026, corroborated by Reuters/Zawya/Enterprise coverage</w:t>
             </w:r>
           </w:p>
         </w:tc>
@@ -8372,7 +8372,7 @@
                 <w:color w:val="1C3A36"/>
                 <w:sz w:val="14"/>
               </w:rPr>
-              <w:t>2026-08-13</w:t>
+              <w:t>2026-06-09</w:t>
             </w:r>
           </w:p>
         </w:tc>
@@ -8409,7 +8409,7 @@
                 <w:color w:val="1C3A36"/>
                 <w:sz w:val="14"/>
               </w:rPr>
-              <w:t>other associates carrying (Mier 27.8% + Bedaia 33.33% + Kaf 37.5%)</w:t>
+              <w:t>MNT-Halan consolidated loan book (c.)</w:t>
             </w:r>
           </w:p>
         </w:tc>
@@ -8427,7 +8427,7 @@
                 <w:color w:val="1C3A36"/>
                 <w:sz w:val="14"/>
               </w:rPr>
-              <w:t>506.9</w:t>
+              <w:t>1.95</w:t>
             </w:r>
           </w:p>
         </w:tc>
@@ -8445,7 +8445,7 @@
                 <w:color w:val="1C3A36"/>
                 <w:sz w:val="14"/>
               </w:rPr>
-              <w:t>GB Corp consolidated interim FS 30-Jun-2026 (KPMG limited review, 13-Aug-2026) note 34</w:t>
+              <w:t>GB Corp 2Q/1H26 earnings release, 13-Aug-2026</w:t>
             </w:r>
           </w:p>
         </w:tc>
@@ -8500,7 +8500,7 @@
                 <w:color w:val="1C3A36"/>
                 <w:sz w:val="14"/>
               </w:rPr>
-              <w:t>investments at FV through OCI (Sky reality 7.61% et al.)</w:t>
+              <w:t>other associates carrying (Mier 27.8% + Bedaia 33.33% + Kaf 37.5%)</w:t>
             </w:r>
           </w:p>
         </w:tc>
@@ -8518,7 +8518,7 @@
                 <w:color w:val="1C3A36"/>
                 <w:sz w:val="14"/>
               </w:rPr>
-              <w:t>489.5</w:t>
+              <w:t>506.9</w:t>
             </w:r>
           </w:p>
         </w:tc>
@@ -8536,7 +8536,7 @@
                 <w:color w:val="1C3A36"/>
                 <w:sz w:val="14"/>
               </w:rPr>
-              <w:t>GB Corp consolidated interim FS 30-Jun-2026 (KPMG limited review, 13-Aug-2026) note 35</w:t>
+              <w:t>GB Corp consolidated interim FS 30-Jun-2026 (KPMG limited review, 13-Aug-2026) note 34</w:t>
             </w:r>
           </w:p>
         </w:tc>
@@ -8591,7 +8591,7 @@
                 <w:color w:val="1C3A36"/>
                 <w:sz w:val="14"/>
               </w:rPr>
-              <w:t>investment in associates total 30-Jun-26</w:t>
+              <w:t>investments at FV through OCI (Sky reality 7.61% et al.)</w:t>
             </w:r>
           </w:p>
         </w:tc>
@@ -8609,7 +8609,7 @@
                 <w:color w:val="1C3A36"/>
                 <w:sz w:val="14"/>
               </w:rPr>
-              <w:t>16,230.5</w:t>
+              <w:t>489.5</w:t>
             </w:r>
           </w:p>
         </w:tc>
@@ -8627,7 +8627,7 @@
                 <w:color w:val="1C3A36"/>
                 <w:sz w:val="14"/>
               </w:rPr>
-              <w:t>GB Corp consolidated interim FS 30-Jun-2026 (KPMG limited review, 13-Aug-2026)</w:t>
+              <w:t>GB Corp consolidated interim FS 30-Jun-2026 (KPMG limited review, 13-Aug-2026) note 35</w:t>
             </w:r>
           </w:p>
         </w:tc>
@@ -8682,7 +8682,7 @@
                 <w:color w:val="1C3A36"/>
                 <w:sz w:val="14"/>
               </w:rPr>
-              <w:t>parent equity 30-Jun-26 (FY25 restated 31,671.409)</w:t>
+              <w:t>investment in associates total 30-Jun-26</w:t>
             </w:r>
           </w:p>
         </w:tc>
@@ -8700,7 +8700,7 @@
                 <w:color w:val="1C3A36"/>
                 <w:sz w:val="14"/>
               </w:rPr>
-              <w:t>33,454.3</w:t>
+              <w:t>16,230.5</w:t>
             </w:r>
           </w:p>
         </w:tc>
@@ -8773,7 +8773,7 @@
                 <w:color w:val="1C3A36"/>
                 <w:sz w:val="14"/>
               </w:rPr>
-              <w:t>group NCI 30-Jun-26 (45% GB Lease, 17% Automobilk, 16.67% GK, 32% GQ, 7.5% TVD)</w:t>
+              <w:t>parent equity 30-Jun-26 (FY25 restated 31,671.409)</w:t>
             </w:r>
           </w:p>
         </w:tc>
@@ -8791,7 +8791,7 @@
                 <w:color w:val="1C3A36"/>
                 <w:sz w:val="14"/>
               </w:rPr>
-              <w:t>1,673.6</w:t>
+              <w:t>33,454.3</w:t>
             </w:r>
           </w:p>
         </w:tc>
@@ -8809,7 +8809,7 @@
                 <w:color w:val="1C3A36"/>
                 <w:sz w:val="14"/>
               </w:rPr>
-              <w:t>GB Corp consolidated interim FS 30-Jun-2026 (KPMG limited review, 13-Aug-2026) note 24</w:t>
+              <w:t>GB Corp consolidated interim FS 30-Jun-2026 (KPMG limited review, 13-Aug-2026)</w:t>
             </w:r>
           </w:p>
         </w:tc>
@@ -8864,7 +8864,7 @@
                 <w:color w:val="1C3A36"/>
                 <w:sz w:val="14"/>
               </w:rPr>
-              <w:t>group net debt 30-Jun-26 (note 25; ND/E 0.96)</w:t>
+              <w:t>group NCI 30-Jun-26 (45% GB Lease, 17% Automobilk, 16.67% GK, 32% GQ, 7.5% TVD)</w:t>
             </w:r>
           </w:p>
         </w:tc>
@@ -8882,7 +8882,7 @@
                 <w:color w:val="1C3A36"/>
                 <w:sz w:val="14"/>
               </w:rPr>
-              <w:t>32,269.8</w:t>
+              <w:t>1,673.6</w:t>
             </w:r>
           </w:p>
         </w:tc>
@@ -8900,7 +8900,7 @@
                 <w:color w:val="1C3A36"/>
                 <w:sz w:val="14"/>
               </w:rPr>
-              <w:t>GB Corp consolidated interim FS 30-Jun-2026 (KPMG limited review, 13-Aug-2026)</w:t>
+              <w:t>GB Corp consolidated interim FS 30-Jun-2026 (KPMG limited review, 13-Aug-2026) note 24</w:t>
             </w:r>
           </w:p>
         </w:tc>
@@ -8955,7 +8955,7 @@
                 <w:color w:val="1C3A36"/>
                 <w:sz w:val="14"/>
               </w:rPr>
-              <w:t>group loans, borrowings &amp; overdrafts 30-Jun-26</w:t>
+              <w:t>group net debt 30-Jun-26 (note 25; ND/E 0.96)</w:t>
             </w:r>
           </w:p>
         </w:tc>
@@ -8973,7 +8973,7 @@
                 <w:color w:val="1C3A36"/>
                 <w:sz w:val="14"/>
               </w:rPr>
-              <w:t>42,476.0</w:t>
+              <w:t>32,269.8</w:t>
             </w:r>
           </w:p>
         </w:tc>
@@ -8991,7 +8991,7 @@
                 <w:color w:val="1C3A36"/>
                 <w:sz w:val="14"/>
               </w:rPr>
-              <w:t>GB Corp consolidated interim FS 30-Jun-2026 (KPMG limited review, 13-Aug-2026) note 26</w:t>
+              <w:t>GB Corp consolidated interim FS 30-Jun-2026 (KPMG limited review, 13-Aug-2026)</w:t>
             </w:r>
           </w:p>
         </w:tc>
@@ -9046,7 +9046,7 @@
                 <w:color w:val="1C3A36"/>
                 <w:sz w:val="14"/>
               </w:rPr>
-              <w:t>group cash &amp; equivalents 30-Jun-26 (USD time deposits 5,687.0 inside)</w:t>
+              <w:t>group loans, borrowings &amp; overdrafts 30-Jun-26</w:t>
             </w:r>
           </w:p>
         </w:tc>
@@ -9064,7 +9064,7 @@
                 <w:color w:val="1C3A36"/>
                 <w:sz w:val="14"/>
               </w:rPr>
-              <w:t>10,951.5</w:t>
+              <w:t>42,476.0</w:t>
             </w:r>
           </w:p>
         </w:tc>
@@ -9082,7 +9082,7 @@
                 <w:color w:val="1C3A36"/>
                 <w:sz w:val="14"/>
               </w:rPr>
-              <w:t>GB Corp consolidated interim FS 30-Jun-2026 (KPMG limited review, 13-Aug-2026) notes 16/29</w:t>
+              <w:t>GB Corp consolidated interim FS 30-Jun-2026 (KPMG limited review, 13-Aug-2026) note 26</w:t>
             </w:r>
           </w:p>
         </w:tc>
@@ -9137,7 +9137,7 @@
                 <w:color w:val="1C3A36"/>
                 <w:sz w:val="14"/>
               </w:rPr>
-              <w:t>total USD-denominated liabilities 30-Jun-26 (incl trade payables)</w:t>
+              <w:t>group cash &amp; equivalents 30-Jun-26 (USD time deposits 5,687.0 inside)</w:t>
             </w:r>
           </w:p>
         </w:tc>
@@ -9155,7 +9155,7 @@
                 <w:color w:val="1C3A36"/>
                 <w:sz w:val="14"/>
               </w:rPr>
-              <w:t>7,274.4</w:t>
+              <w:t>10,951.5</w:t>
             </w:r>
           </w:p>
         </w:tc>
@@ -9173,7 +9173,7 @@
                 <w:color w:val="1C3A36"/>
                 <w:sz w:val="14"/>
               </w:rPr>
-              <w:t>GB Corp consolidated interim FS 30-Jun-2026 (KPMG limited review, 13-Aug-2026) note 29</w:t>
+              <w:t>GB Corp consolidated interim FS 30-Jun-2026 (KPMG limited review, 13-Aug-2026) notes 16/29</w:t>
             </w:r>
           </w:p>
         </w:tc>
@@ -9228,7 +9228,7 @@
                 <w:color w:val="1C3A36"/>
                 <w:sz w:val="14"/>
               </w:rPr>
-              <w:t>net USD exposure 30-Jun-26 (liability)</w:t>
+              <w:t>total USD-denominated liabilities 30-Jun-26 (incl trade payables)</w:t>
             </w:r>
           </w:p>
         </w:tc>
@@ -9246,7 +9246,7 @@
                 <w:color w:val="1C3A36"/>
                 <w:sz w:val="14"/>
               </w:rPr>
-              <w:t>-1,853.6</w:t>
+              <w:t>7,274.4</w:t>
             </w:r>
           </w:p>
         </w:tc>
@@ -9319,7 +9319,7 @@
                 <w:color w:val="1C3A36"/>
                 <w:sz w:val="14"/>
               </w:rPr>
-              <w:t>variable-rate loans/advances/overdrafts 30-Jun-26 (essentially the whole book)</w:t>
+              <w:t>net USD exposure 30-Jun-26 (liability)</w:t>
             </w:r>
           </w:p>
         </w:tc>
@@ -9337,7 +9337,7 @@
                 <w:color w:val="1C3A36"/>
                 <w:sz w:val="14"/>
               </w:rPr>
-              <w:t>43,480.1</w:t>
+              <w:t>-1,853.6</w:t>
             </w:r>
           </w:p>
         </w:tc>
@@ -9410,7 +9410,7 @@
                 <w:color w:val="1C3A36"/>
                 <w:sz w:val="14"/>
               </w:rPr>
-              <w:t>FY25 dividend per share (paid 29-Apr-26 + 29-Jul-26)</w:t>
+              <w:t>variable-rate loans/advances/overdrafts 30-Jun-26 (essentially the whole book)</w:t>
             </w:r>
           </w:p>
         </w:tc>
@@ -9428,7 +9428,7 @@
                 <w:color w:val="1C3A36"/>
                 <w:sz w:val="14"/>
               </w:rPr>
-              <w:t>0.35</w:t>
+              <w:t>43,480.1</w:t>
             </w:r>
           </w:p>
         </w:tc>
@@ -9446,7 +9446,7 @@
                 <w:color w:val="1C3A36"/>
                 <w:sz w:val="14"/>
               </w:rPr>
-              <w:t>GB Corp consolidated interim FS 30-Jun-2026 (KPMG limited review, 13-Aug-2026) note 10</w:t>
+              <w:t>GB Corp consolidated interim FS 30-Jun-2026 (KPMG limited review, 13-Aug-2026) note 29</w:t>
             </w:r>
           </w:p>
         </w:tc>
@@ -9501,7 +9501,7 @@
                 <w:color w:val="1C3A36"/>
                 <w:sz w:val="14"/>
               </w:rPr>
-              <w:t>capital commitments 30-Jun-26 (new production lines; FY25: 525.479)</w:t>
+              <w:t>FY25 dividend per share (paid 29-Apr-26 + 29-Jul-26)</w:t>
             </w:r>
           </w:p>
         </w:tc>
@@ -9519,7 +9519,7 @@
                 <w:color w:val="1C3A36"/>
                 <w:sz w:val="14"/>
               </w:rPr>
-              <w:t>1,020.5</w:t>
+              <w:t>0.35</w:t>
             </w:r>
           </w:p>
         </w:tc>
@@ -9537,7 +9537,7 @@
                 <w:color w:val="1C3A36"/>
                 <w:sz w:val="14"/>
               </w:rPr>
-              <w:t>GB Corp consolidated interim FS 30-Jun-2026 (KPMG limited review, 13-Aug-2026) note 31</w:t>
+              <w:t>GB Corp consolidated interim FS 30-Jun-2026 (KPMG limited review, 13-Aug-2026) note 10</w:t>
             </w:r>
           </w:p>
         </w:tc>
@@ -9592,7 +9592,7 @@
                 <w:color w:val="1C3A36"/>
                 <w:sz w:val="14"/>
               </w:rPr>
-              <w:t>group inventories 30-Jun-26</w:t>
+              <w:t>capital commitments 30-Jun-26 (new production lines; FY25: 525.479)</w:t>
             </w:r>
           </w:p>
         </w:tc>
@@ -9610,7 +9610,7 @@
                 <w:color w:val="1C3A36"/>
                 <w:sz w:val="14"/>
               </w:rPr>
-              <w:t>22,998.4</w:t>
+              <w:t>1,020.5</w:t>
             </w:r>
           </w:p>
         </w:tc>
@@ -9628,7 +9628,7 @@
                 <w:color w:val="1C3A36"/>
                 <w:sz w:val="14"/>
               </w:rPr>
-              <w:t>GB Corp consolidated interim FS 30-Jun-2026 (KPMG limited review, 13-Aug-2026) note 12</w:t>
+              <w:t>GB Corp consolidated interim FS 30-Jun-2026 (KPMG limited review, 13-Aug-2026) note 31</w:t>
             </w:r>
           </w:p>
         </w:tc>
@@ -9683,7 +9683,7 @@
                 <w:color w:val="1C3A36"/>
                 <w:sz w:val="14"/>
               </w:rPr>
-              <w:t>group accounts &amp; notes receivable 30-Jun-26</w:t>
+              <w:t>group inventories 30-Jun-26</w:t>
             </w:r>
           </w:p>
         </w:tc>
@@ -9701,7 +9701,7 @@
                 <w:color w:val="1C3A36"/>
                 <w:sz w:val="14"/>
               </w:rPr>
-              <w:t>16,570.8</w:t>
+              <w:t>22,998.4</w:t>
             </w:r>
           </w:p>
         </w:tc>
@@ -9719,7 +9719,7 @@
                 <w:color w:val="1C3A36"/>
                 <w:sz w:val="14"/>
               </w:rPr>
-              <w:t>GB Corp consolidated interim FS 30-Jun-2026 (KPMG limited review, 13-Aug-2026) note 14</w:t>
+              <w:t>GB Corp consolidated interim FS 30-Jun-2026 (KPMG limited review, 13-Aug-2026) note 12</w:t>
             </w:r>
           </w:p>
         </w:tc>
@@ -9774,7 +9774,7 @@
                 <w:color w:val="1C3A36"/>
                 <w:sz w:val="14"/>
               </w:rPr>
-              <w:t>group debtors &amp; other debit balances 30-Jun-26</w:t>
+              <w:t>group accounts &amp; notes receivable 30-Jun-26</w:t>
             </w:r>
           </w:p>
         </w:tc>
@@ -9792,7 +9792,7 @@
                 <w:color w:val="1C3A36"/>
                 <w:sz w:val="14"/>
               </w:rPr>
-              <w:t>5,268.7</w:t>
+              <w:t>16,570.8</w:t>
             </w:r>
           </w:p>
         </w:tc>
@@ -9810,7 +9810,7 @@
                 <w:color w:val="1C3A36"/>
                 <w:sz w:val="14"/>
               </w:rPr>
-              <w:t>GB Corp consolidated interim FS 30-Jun-2026 (KPMG limited review, 13-Aug-2026) note 15</w:t>
+              <w:t>GB Corp consolidated interim FS 30-Jun-2026 (KPMG limited review, 13-Aug-2026) note 14</w:t>
             </w:r>
           </w:p>
         </w:tc>
@@ -9865,7 +9865,7 @@
                 <w:color w:val="1C3A36"/>
                 <w:sz w:val="14"/>
               </w:rPr>
-              <w:t>group total assets 30-Jun-26</w:t>
+              <w:t>group debtors &amp; other debit balances 30-Jun-26</w:t>
             </w:r>
           </w:p>
         </w:tc>
@@ -9883,7 +9883,7 @@
                 <w:color w:val="1C3A36"/>
                 <w:sz w:val="14"/>
               </w:rPr>
-              <w:t>100,921.4</w:t>
+              <w:t>5,268.7</w:t>
             </w:r>
           </w:p>
         </w:tc>
@@ -9901,7 +9901,7 @@
                 <w:color w:val="1C3A36"/>
                 <w:sz w:val="14"/>
               </w:rPr>
-              <w:t>GB Corp consolidated interim FS 30-Jun-2026 (KPMG limited review, 13-Aug-2026)</w:t>
+              <w:t>GB Corp consolidated interim FS 30-Jun-2026 (KPMG limited review, 13-Aug-2026) note 15</w:t>
             </w:r>
           </w:p>
         </w:tc>
@@ -9956,7 +9956,7 @@
                 <w:color w:val="1C3A36"/>
                 <w:sz w:val="14"/>
               </w:rPr>
-              <w:t>average interest rate, current EGP loans &amp; borrowings, H1-26 (FY25: 21.91%)</w:t>
+              <w:t>group total assets 30-Jun-26</w:t>
             </w:r>
           </w:p>
         </w:tc>
@@ -9974,7 +9974,7 @@
                 <w:color w:val="1C3A36"/>
                 <w:sz w:val="14"/>
               </w:rPr>
-              <w:t>0.2082</w:t>
+              <w:t>100,921.4</w:t>
             </w:r>
           </w:p>
         </w:tc>
@@ -9992,7 +9992,7 @@
                 <w:color w:val="1C3A36"/>
                 <w:sz w:val="14"/>
               </w:rPr>
-              <w:t>GB Corp consolidated interim FS 30-Jun-2026 (KPMG limited review, 13-Aug-2026) note 26</w:t>
+              <w:t>GB Corp consolidated interim FS 30-Jun-2026 (KPMG limited review, 13-Aug-2026)</w:t>
             </w:r>
           </w:p>
         </w:tc>
@@ -10047,7 +10047,7 @@
                 <w:color w:val="1C3A36"/>
                 <w:sz w:val="14"/>
               </w:rPr>
-              <w:t>average interest rate, USD loans &amp; borrowings, H1-26 (FY25: 8.30%)</w:t>
+              <w:t>average interest rate, current EGP loans &amp; borrowings, H1-26 (FY25: 21.91%)</w:t>
             </w:r>
           </w:p>
         </w:tc>
@@ -10065,7 +10065,7 @@
                 <w:color w:val="1C3A36"/>
                 <w:sz w:val="14"/>
               </w:rPr>
-              <w:t>0.0778</w:t>
+              <w:t>0.2082</w:t>
             </w:r>
           </w:p>
         </w:tc>
@@ -10138,7 +10138,7 @@
                 <w:color w:val="1C3A36"/>
                 <w:sz w:val="14"/>
               </w:rPr>
-              <w:t>group effective tax rate H1-26 (unshielded regional losses)</w:t>
+              <w:t>average interest rate, USD loans &amp; borrowings, H1-26 (FY25: 8.30%)</w:t>
             </w:r>
           </w:p>
         </w:tc>
@@ -10156,7 +10156,7 @@
                 <w:color w:val="1C3A36"/>
                 <w:sz w:val="14"/>
               </w:rPr>
-              <w:t>0.4104</w:t>
+              <w:t>0.0778</w:t>
             </w:r>
           </w:p>
         </w:tc>
@@ -10174,7 +10174,7 @@
                 <w:color w:val="1C3A36"/>
                 <w:sz w:val="14"/>
               </w:rPr>
-              <w:t>GB Corp consolidated interim FS 30-Jun-2026 (KPMG limited review, 13-Aug-2026) note 11-C</w:t>
+              <w:t>GB Corp consolidated interim FS 30-Jun-2026 (KPMG limited review, 13-Aug-2026) note 26</w:t>
             </w:r>
           </w:p>
         </w:tc>
@@ -10229,7 +10229,7 @@
                 <w:color w:val="1C3A36"/>
                 <w:sz w:val="14"/>
               </w:rPr>
-              <w:t>group revenue FY23</w:t>
+              <w:t>group effective tax rate H1-26 (unshielded regional losses)</w:t>
             </w:r>
           </w:p>
         </w:tc>
@@ -10247,7 +10247,7 @@
                 <w:color w:val="1C3A36"/>
                 <w:sz w:val="14"/>
               </w:rPr>
-              <w:t>28,317.2</w:t>
+              <w:t>0.4104</w:t>
             </w:r>
           </w:p>
         </w:tc>
@@ -10265,7 +10265,7 @@
                 <w:color w:val="1C3A36"/>
                 <w:sz w:val="14"/>
               </w:rPr>
-              <w:t>GB Corp FY23/FY24/FY25 issued statements &amp; 4Q releases, as extracted in the delivered GBCO study 08-07-2026 (cell-verified workbook)</w:t>
+              <w:t>GB Corp consolidated interim FS 30-Jun-2026 (KPMG limited review, 13-Aug-2026) note 11-C</w:t>
             </w:r>
           </w:p>
         </w:tc>
@@ -10283,7 +10283,7 @@
                 <w:color w:val="1C3A36"/>
                 <w:sz w:val="14"/>
               </w:rPr>
-              <w:t>2024-03-01</w:t>
+              <w:t>2026-08-13</w:t>
             </w:r>
           </w:p>
         </w:tc>
@@ -10320,7 +10320,7 @@
                 <w:color w:val="1C3A36"/>
                 <w:sz w:val="14"/>
               </w:rPr>
-              <w:t>auto revenue FY23</w:t>
+              <w:t>group revenue FY23</w:t>
             </w:r>
           </w:p>
         </w:tc>
@@ -10338,7 +10338,7 @@
                 <w:color w:val="1C3A36"/>
                 <w:sz w:val="14"/>
               </w:rPr>
-              <w:t>23,854.0</w:t>
+              <w:t>28,317.2</w:t>
             </w:r>
           </w:p>
         </w:tc>
@@ -10411,7 +10411,7 @@
                 <w:color w:val="1C3A36"/>
                 <w:sz w:val="14"/>
               </w:rPr>
-              <w:t>PC volumes FY23</w:t>
+              <w:t>auto revenue FY23</w:t>
             </w:r>
           </w:p>
         </w:tc>
@@ -10429,7 +10429,7 @@
                 <w:color w:val="1C3A36"/>
                 <w:sz w:val="14"/>
               </w:rPr>
-              <w:t>26994</w:t>
+              <w:t>23,854.0</w:t>
             </w:r>
           </w:p>
         </w:tc>
@@ -10502,7 +10502,7 @@
                 <w:color w:val="1C3A36"/>
                 <w:sz w:val="14"/>
               </w:rPr>
-              <w:t>PC revenue FY23</w:t>
+              <w:t>PC volumes FY23</w:t>
             </w:r>
           </w:p>
         </w:tc>
@@ -10520,7 +10520,7 @@
                 <w:color w:val="1C3A36"/>
                 <w:sz w:val="14"/>
               </w:rPr>
-              <w:t>16,544.3</w:t>
+              <w:t>26994</w:t>
             </w:r>
           </w:p>
         </w:tc>
@@ -10593,7 +10593,7 @@
                 <w:color w:val="1C3A36"/>
                 <w:sz w:val="14"/>
               </w:rPr>
-              <w:t>group revenue FY24</w:t>
+              <w:t>PC revenue FY23</w:t>
             </w:r>
           </w:p>
         </w:tc>
@@ -10611,7 +10611,7 @@
                 <w:color w:val="1C3A36"/>
                 <w:sz w:val="14"/>
               </w:rPr>
-              <w:t>53,969.5</w:t>
+              <w:t>16,544.3</w:t>
             </w:r>
           </w:p>
         </w:tc>
@@ -10647,7 +10647,7 @@
                 <w:color w:val="1C3A36"/>
                 <w:sz w:val="14"/>
               </w:rPr>
-              <w:t>2025-03-01</w:t>
+              <w:t>2024-03-01</w:t>
             </w:r>
           </w:p>
         </w:tc>
@@ -10684,7 +10684,7 @@
                 <w:color w:val="1C3A36"/>
                 <w:sz w:val="14"/>
               </w:rPr>
-              <w:t>auto revenue FY24</w:t>
+              <w:t>group revenue FY24</w:t>
             </w:r>
           </w:p>
         </w:tc>
@@ -10702,7 +10702,7 @@
                 <w:color w:val="1C3A36"/>
                 <w:sz w:val="14"/>
               </w:rPr>
-              <w:t>47,065.0</w:t>
+              <w:t>53,969.5</w:t>
             </w:r>
           </w:p>
         </w:tc>
@@ -10775,7 +10775,7 @@
                 <w:color w:val="1C3A36"/>
                 <w:sz w:val="14"/>
               </w:rPr>
-              <w:t>PC volumes FY24</w:t>
+              <w:t>auto revenue FY24</w:t>
             </w:r>
           </w:p>
         </w:tc>
@@ -10793,7 +10793,7 @@
                 <w:color w:val="1C3A36"/>
                 <w:sz w:val="14"/>
               </w:rPr>
-              <w:t>42043</w:t>
+              <w:t>47,065.0</w:t>
             </w:r>
           </w:p>
         </w:tc>
@@ -10866,7 +10866,7 @@
                 <w:color w:val="1C3A36"/>
                 <w:sz w:val="14"/>
               </w:rPr>
-              <w:t>PC revenue FY24</w:t>
+              <w:t>PC volumes FY24</w:t>
             </w:r>
           </w:p>
         </w:tc>
@@ -10884,7 +10884,7 @@
                 <w:color w:val="1C3A36"/>
                 <w:sz w:val="14"/>
               </w:rPr>
-              <w:t>36,533.4</w:t>
+              <w:t>42043</w:t>
             </w:r>
           </w:p>
         </w:tc>
@@ -10957,7 +10957,7 @@
                 <w:color w:val="1C3A36"/>
                 <w:sz w:val="14"/>
               </w:rPr>
-              <w:t>group revenue FY25</w:t>
+              <w:t>PC revenue FY24</w:t>
             </w:r>
           </w:p>
         </w:tc>
@@ -10975,7 +10975,7 @@
                 <w:color w:val="1C3A36"/>
                 <w:sz w:val="14"/>
               </w:rPr>
-              <w:t>80,229.8</w:t>
+              <w:t>36,533.4</w:t>
             </w:r>
           </w:p>
         </w:tc>
@@ -11011,7 +11011,7 @@
                 <w:color w:val="1C3A36"/>
                 <w:sz w:val="14"/>
               </w:rPr>
-              <w:t>2026-02-26</w:t>
+              <w:t>2025-03-01</w:t>
             </w:r>
           </w:p>
         </w:tc>
@@ -11048,7 +11048,7 @@
                 <w:color w:val="1C3A36"/>
                 <w:sz w:val="14"/>
               </w:rPr>
-              <w:t>auto revenue FY25 (cross-checked: ND/LTM-EBITDA 2.39x x 6,363 = 15,210)</w:t>
+              <w:t>group revenue FY25</w:t>
             </w:r>
           </w:p>
         </w:tc>
@@ -11066,7 +11066,7 @@
                 <w:color w:val="1C3A36"/>
                 <w:sz w:val="14"/>
               </w:rPr>
-              <w:t>66,358.3</w:t>
+              <w:t>80,229.8</w:t>
             </w:r>
           </w:p>
         </w:tc>
@@ -11139,7 +11139,7 @@
                 <w:color w:val="1C3A36"/>
                 <w:sz w:val="14"/>
               </w:rPr>
-              <w:t>PC volumes FY25</w:t>
+              <w:t>auto revenue FY25 (cross-checked: ND/LTM-EBITDA 2.39x x 6,363 = 15,210)</w:t>
             </w:r>
           </w:p>
         </w:tc>
@@ -11157,7 +11157,7 @@
                 <w:color w:val="1C3A36"/>
                 <w:sz w:val="14"/>
               </w:rPr>
-              <w:t>56548</w:t>
+              <w:t>66,358.3</w:t>
             </w:r>
           </w:p>
         </w:tc>
@@ -11230,7 +11230,7 @@
                 <w:color w:val="1C3A36"/>
                 <w:sz w:val="14"/>
               </w:rPr>
-              <w:t>PC revenue FY25</w:t>
+              <w:t>PC volumes FY25</w:t>
             </w:r>
           </w:p>
         </w:tc>
@@ -11248,7 +11248,7 @@
                 <w:color w:val="1C3A36"/>
                 <w:sz w:val="14"/>
               </w:rPr>
-              <w:t>52,827.3</w:t>
+              <w:t>56548</w:t>
             </w:r>
           </w:p>
         </w:tc>
@@ -11321,7 +11321,7 @@
                 <w:color w:val="1C3A36"/>
                 <w:sz w:val="14"/>
               </w:rPr>
-              <w:t>FY2023 balance-sheet block (total assets; components: inventories 6366.1, receivables 1743.5, advances/debtors 1039.1, associates 10732.4, cash 4504.2, borrowings 12517.7, parent equity 19838.8)</w:t>
+              <w:t>PC revenue FY25</w:t>
             </w:r>
           </w:p>
         </w:tc>
@@ -11339,7 +11339,7 @@
                 <w:color w:val="1C3A36"/>
                 <w:sz w:val="14"/>
               </w:rPr>
-              <w:t>42,585.5</w:t>
+              <w:t>52,827.3</w:t>
             </w:r>
           </w:p>
         </w:tc>
@@ -11375,7 +11375,7 @@
                 <w:color w:val="1C3A36"/>
                 <w:sz w:val="14"/>
               </w:rPr>
-              <w:t>2024-03-01</w:t>
+              <w:t>2026-02-26</w:t>
             </w:r>
           </w:p>
         </w:tc>
@@ -11412,7 +11412,7 @@
                 <w:color w:val="1C3A36"/>
                 <w:sz w:val="14"/>
               </w:rPr>
-              <w:t>FY2023 automotive operating profit</w:t>
+              <w:t>FY2023 balance-sheet block (total assets; components: inventories 6366.1, receivables 1743.5, advances/debtors 1039.1, associates 10732.4, cash 4504.2, borrowings 12517.7, parent equity 19838.8)</w:t>
             </w:r>
           </w:p>
         </w:tc>
@@ -11430,7 +11430,7 @@
                 <w:color w:val="1C3A36"/>
                 <w:sz w:val="14"/>
               </w:rPr>
-              <w:t>3,460.9</w:t>
+              <w:t>42,585.5</w:t>
             </w:r>
           </w:p>
         </w:tc>
@@ -11503,7 +11503,7 @@
                 <w:color w:val="1C3A36"/>
                 <w:sz w:val="14"/>
               </w:rPr>
-              <w:t>FY2024 balance-sheet block (total assets; components: inventories 21134.3, receivables 3708.7, advances/debtors 2942.2, associates 11743.6, cash 7420.9, borrowings 22608.7, parent equity 25438.5)</w:t>
+              <w:t>FY2023 automotive operating profit</w:t>
             </w:r>
           </w:p>
         </w:tc>
@@ -11521,7 +11521,7 @@
                 <w:color w:val="1C3A36"/>
                 <w:sz w:val="14"/>
               </w:rPr>
-              <w:t>62,725.2</w:t>
+              <w:t>3,460.9</w:t>
             </w:r>
           </w:p>
         </w:tc>
@@ -11557,7 +11557,7 @@
                 <w:color w:val="1C3A36"/>
                 <w:sz w:val="14"/>
               </w:rPr>
-              <w:t>2025-03-01</w:t>
+              <w:t>2024-03-01</w:t>
             </w:r>
           </w:p>
         </w:tc>
@@ -11594,7 +11594,7 @@
                 <w:color w:val="1C3A36"/>
                 <w:sz w:val="14"/>
               </w:rPr>
-              <w:t>FY2024 automotive operating profit</w:t>
+              <w:t>FY2024 balance-sheet block (total assets; components: inventories 21134.3, receivables 3708.7, advances/debtors 2942.2, associates 11743.6, cash 7420.9, borrowings 22608.7, parent equity 25438.5)</w:t>
             </w:r>
           </w:p>
         </w:tc>
@@ -11612,7 +11612,7 @@
                 <w:color w:val="1C3A36"/>
                 <w:sz w:val="14"/>
               </w:rPr>
-              <w:t>5,564.9</w:t>
+              <w:t>62,725.2</w:t>
             </w:r>
           </w:p>
         </w:tc>
@@ -11685,7 +11685,7 @@
                 <w:color w:val="1C3A36"/>
                 <w:sz w:val="14"/>
               </w:rPr>
-              <w:t>FY2025 (restated) balance-sheet block (total assets; components: inventories 24649.7, receivables 14157.9, advances/debtors 5818.6, associates 15732.4, cash 9523.6, borrowings 37921.3, parent equity 31671.4)</w:t>
+              <w:t>FY2024 automotive operating profit</w:t>
             </w:r>
           </w:p>
         </w:tc>
@@ -11703,7 +11703,7 @@
                 <w:color w:val="1C3A36"/>
                 <w:sz w:val="14"/>
               </w:rPr>
-              <w:t>94,287.6</w:t>
+              <w:t>5,564.9</w:t>
             </w:r>
           </w:p>
         </w:tc>
@@ -11721,7 +11721,7 @@
                 <w:color w:val="1C3A36"/>
                 <w:sz w:val="14"/>
               </w:rPr>
-              <w:t>GB Corp consolidated interim FS 30-Jun-2026 (KPMG limited review, 13-Aug-2026) note 39 (restated comparatives)</w:t>
+              <w:t>GB Corp FY23/FY24/FY25 issued statements &amp; 4Q releases, as extracted in the delivered GBCO study 08-07-2026 (cell-verified workbook)</w:t>
             </w:r>
           </w:p>
         </w:tc>
@@ -11739,7 +11739,7 @@
                 <w:color w:val="1C3A36"/>
                 <w:sz w:val="14"/>
               </w:rPr>
-              <w:t>2026-08-13</w:t>
+              <w:t>2025-03-01</w:t>
             </w:r>
           </w:p>
         </w:tc>
@@ -11776,7 +11776,7 @@
                 <w:color w:val="1C3A36"/>
                 <w:sz w:val="14"/>
               </w:rPr>
-              <w:t>FY2025 (restated) automotive operating profit</w:t>
+              <w:t>FY2025 (restated) balance-sheet block (total assets; components: inventories 24649.7, receivables 14157.9, advances/debtors 5818.6, associates 15732.4, cash 9523.6, borrowings 37921.3, parent equity 31671.4)</w:t>
             </w:r>
           </w:p>
         </w:tc>
@@ -11794,7 +11794,7 @@
                 <w:color w:val="1C3A36"/>
                 <w:sz w:val="14"/>
               </w:rPr>
-              <w:t>5,830.9</w:t>
+              <w:t>94,287.6</w:t>
             </w:r>
           </w:p>
         </w:tc>
@@ -11867,7 +11867,7 @@
                 <w:color w:val="1C3A36"/>
                 <w:sz w:val="14"/>
               </w:rPr>
-              <w:t>auto net profit after NCI H1-26</w:t>
+              <w:t>FY2025 (restated) automotive operating profit</w:t>
             </w:r>
           </w:p>
         </w:tc>
@@ -11885,7 +11885,7 @@
                 <w:color w:val="1C3A36"/>
                 <w:sz w:val="14"/>
               </w:rPr>
-              <w:t>607.9</w:t>
+              <w:t>5,830.9</w:t>
             </w:r>
           </w:p>
         </w:tc>
@@ -11903,7 +11903,7 @@
                 <w:color w:val="1C3A36"/>
                 <w:sz w:val="14"/>
               </w:rPr>
-              <w:t>GB Corp 2Q/1H26 earnings release, 13-Aug-2026 table 8</w:t>
+              <w:t>GB Corp consolidated interim FS 30-Jun-2026 (KPMG limited review, 13-Aug-2026) note 39 (restated comparatives)</w:t>
             </w:r>
           </w:p>
         </w:tc>
@@ -11958,7 +11958,7 @@
                 <w:color w:val="1C3A36"/>
                 <w:sz w:val="14"/>
               </w:rPr>
-              <w:t>GB Capital gross profit H1-26</w:t>
+              <w:t>auto net profit after NCI H1-26</w:t>
             </w:r>
           </w:p>
         </w:tc>
@@ -11976,7 +11976,7 @@
                 <w:color w:val="1C3A36"/>
                 <w:sz w:val="14"/>
               </w:rPr>
-              <w:t>1,762.2</w:t>
+              <w:t>607.9</w:t>
             </w:r>
           </w:p>
         </w:tc>
@@ -11994,7 +11994,7 @@
                 <w:color w:val="1C3A36"/>
                 <w:sz w:val="14"/>
               </w:rPr>
-              <w:t>GB Corp 2Q/1H26 earnings release, 13-Aug-2026 table 13</w:t>
+              <w:t>GB Corp 2Q/1H26 earnings release, 13-Aug-2026 table 8</w:t>
             </w:r>
           </w:p>
         </w:tc>
@@ -12049,7 +12049,7 @@
                 <w:color w:val="1C3A36"/>
                 <w:sz w:val="14"/>
               </w:rPr>
-              <w:t>last OHLC-library close (published page spot)</w:t>
+              <w:t>GB Capital gross profit H1-26</w:t>
             </w:r>
           </w:p>
         </w:tc>
@@ -12067,7 +12067,7 @@
                 <w:color w:val="1C3A36"/>
                 <w:sz w:val="14"/>
               </w:rPr>
-              <w:t>31.3</w:t>
+              <w:t>1,762.2</w:t>
             </w:r>
           </w:p>
         </w:tc>
@@ -12085,7 +12085,7 @@
                 <w:color w:val="1C3A36"/>
                 <w:sz w:val="14"/>
               </w:rPr>
-              <w:t>engine/raw_ohlc/EG/GBCO.csv via assets/data.js</w:t>
+              <w:t>GB Corp 2Q/1H26 earnings release, 13-Aug-2026 table 13</w:t>
             </w:r>
           </w:p>
         </w:tc>
@@ -12103,7 +12103,7 @@
                 <w:color w:val="1C3A36"/>
                 <w:sz w:val="14"/>
               </w:rPr>
-              <w:t>2026-07-22</w:t>
+              <w:t>2026-08-13</w:t>
             </w:r>
           </w:p>
         </w:tc>
@@ -12140,7 +12140,7 @@
                 <w:color w:val="1C3A36"/>
                 <w:sz w:val="14"/>
               </w:rPr>
-              <w:t>EGX quote on the company's own IR page at build date</w:t>
+              <w:t>last OHLC-library close (published page spot)</w:t>
             </w:r>
           </w:p>
         </w:tc>
@@ -12158,7 +12158,7 @@
                 <w:color w:val="1C3A36"/>
                 <w:sz w:val="14"/>
               </w:rPr>
-              <w:t>29.7</w:t>
+              <w:t>31.3</w:t>
             </w:r>
           </w:p>
         </w:tc>
@@ -12176,7 +12176,7 @@
                 <w:color w:val="1C3A36"/>
                 <w:sz w:val="14"/>
               </w:rPr>
-              <w:t>ir.gb-corporation.com live widget</w:t>
+              <w:t>engine/raw_ohlc/EG/GBCO.csv via assets/data.js</w:t>
             </w:r>
           </w:p>
         </w:tc>
@@ -12194,7 +12194,7 @@
                 <w:color w:val="1C3A36"/>
                 <w:sz w:val="14"/>
               </w:rPr>
-              <w:t>2026-08-19</w:t>
+              <w:t>2026-07-22</w:t>
             </w:r>
           </w:p>
         </w:tc>
@@ -12231,7 +12231,7 @@
                 <w:color w:val="1C3A36"/>
                 <w:sz w:val="14"/>
               </w:rPr>
-              <w:t>imported/FX-linked share of unit cost per LOB (CBU fully imported, CKD kit content majority-USD; NOT separately disclosed — constructed, flagged)</w:t>
+              <w:t>EGX quote on the company's own IR page at build date</w:t>
             </w:r>
           </w:p>
         </w:tc>
@@ -12249,7 +12249,7 @@
                 <w:color w:val="1C3A36"/>
                 <w:sz w:val="14"/>
               </w:rPr>
-              <w:t>pc 0.75, cv 0.7, lm 0.8, tr 0.9</w:t>
+              <w:t>29.7</w:t>
             </w:r>
           </w:p>
         </w:tc>
@@ -12267,7 +12267,7 @@
                 <w:color w:val="1C3A36"/>
                 <w:sz w:val="14"/>
               </w:rPr>
-              <w:t>constructed; flagged per SIGCM finest-sourced-level rule</w:t>
+              <w:t>ir.gb-corporation.com live widget</w:t>
             </w:r>
           </w:p>
         </w:tc>
@@ -12322,7 +12322,7 @@
                 <w:color w:val="1C3A36"/>
                 <w:sz w:val="14"/>
               </w:rPr>
-              <w:t>PC volume growth FY27-30 (market +18% maturing; launches annualize)</w:t>
+              <w:t>imported/FX-linked share of unit cost per LOB (CBU fully imported, CKD kit content majority-USD; NOT separately disclosed — constructed, flagged)</w:t>
             </w:r>
           </w:p>
         </w:tc>
@@ -12340,7 +12340,7 @@
                 <w:color w:val="1C3A36"/>
                 <w:sz w:val="14"/>
               </w:rPr>
-              <w:t>—, 0.09, 0.08, 0.06, 0.05</w:t>
+              <w:t>pc 0.75, cv 0.7, lm 0.8, tr 0.9</w:t>
             </w:r>
           </w:p>
         </w:tc>
@@ -12358,7 +12358,7 @@
                 <w:color w:val="1C3A36"/>
                 <w:sz w:val="14"/>
               </w:rPr>
-              <w:t>driver decision on AMIC print + ER launch calendar</w:t>
+              <w:t>constructed from the disclosed import mix (CBU fully imported, CKD kit content USD-priced); the exact shares are not disclosed and this is flagged as an estimate carried at the finest disclosed level</w:t>
             </w:r>
           </w:p>
         </w:tc>
@@ -12413,7 +12413,7 @@
                 <w:color w:val="1C3A36"/>
                 <w:sz w:val="14"/>
               </w:rPr>
-              <w:t>PC ASP growth FY27-30 (below FX+CPI per CEO supply-pressure guidance)</w:t>
+              <w:t>PC volume growth FY27-30 (market +18% maturing; launches annualize)</w:t>
             </w:r>
           </w:p>
         </w:tc>
@@ -12431,7 +12431,7 @@
                 <w:color w:val="1C3A36"/>
                 <w:sz w:val="14"/>
               </w:rPr>
-              <w:t>—, 0.08, 0.07, 0.06, 0.06</w:t>
+              <w:t>—, 0.09, 0.08, 0.06, 0.05</w:t>
             </w:r>
           </w:p>
         </w:tc>
@@ -12449,7 +12449,7 @@
                 <w:color w:val="1C3A36"/>
                 <w:sz w:val="14"/>
               </w:rPr>
-              <w:t>driver decision on ER CEO note</w:t>
+              <w:t>driver decision on AMIC print + ER launch calendar</w:t>
             </w:r>
           </w:p>
         </w:tc>
@@ -12504,7 +12504,7 @@
                 <w:color w:val="1C3A36"/>
                 <w:sz w:val="14"/>
               </w:rPr>
-              <w:t>CV&amp;CE volume growth FY27-30</w:t>
+              <w:t>PC ASP growth FY27-30 (below FX+CPI per CEO supply-pressure guidance)</w:t>
             </w:r>
           </w:p>
         </w:tc>
@@ -12522,7 +12522,7 @@
                 <w:color w:val="1C3A36"/>
                 <w:sz w:val="14"/>
               </w:rPr>
-              <w:t>—, 0.14, 0.1, 0.08, 0.07</w:t>
+              <w:t>—, 0.08, 0.07, 0.06, 0.06</w:t>
             </w:r>
           </w:p>
         </w:tc>
@@ -12540,7 +12540,7 @@
                 <w:color w:val="1C3A36"/>
                 <w:sz w:val="14"/>
               </w:rPr>
-              <w:t>driver decision</w:t>
+              <w:t>driver decision on ER CEO note</w:t>
             </w:r>
           </w:p>
         </w:tc>
@@ -12595,7 +12595,7 @@
                 <w:color w:val="1C3A36"/>
                 <w:sz w:val="14"/>
               </w:rPr>
-              <w:t>CV&amp;CE ASP growth FY27-30</w:t>
+              <w:t>CV&amp;CE volume growth FY27-30</w:t>
             </w:r>
           </w:p>
         </w:tc>
@@ -12613,7 +12613,7 @@
                 <w:color w:val="1C3A36"/>
                 <w:sz w:val="14"/>
               </w:rPr>
-              <w:t>—, 0.07, 0.06, 0.06, 0.05</w:t>
+              <w:t>—, 0.14, 0.1, 0.08, 0.07</w:t>
             </w:r>
           </w:p>
         </w:tc>
@@ -12686,7 +12686,7 @@
                 <w:color w:val="1C3A36"/>
                 <w:sz w:val="14"/>
               </w:rPr>
-              <w:t>LM volume growth FY27-30 (Qute constraint resolves)</w:t>
+              <w:t>CV&amp;CE ASP growth FY27-30</w:t>
             </w:r>
           </w:p>
         </w:tc>
@@ -12704,7 +12704,7 @@
                 <w:color w:val="1C3A36"/>
                 <w:sz w:val="14"/>
               </w:rPr>
-              <w:t>—, 0.16, 0.13, 0.11, 0.09</w:t>
+              <w:t>—, 0.07, 0.06, 0.06, 0.05</w:t>
             </w:r>
           </w:p>
         </w:tc>
@@ -12777,7 +12777,7 @@
                 <w:color w:val="1C3A36"/>
                 <w:sz w:val="14"/>
               </w:rPr>
-              <w:t>LM ASP growth FY27-30</w:t>
+              <w:t>LM volume growth FY27-30 (Qute constraint resolves)</w:t>
             </w:r>
           </w:p>
         </w:tc>
@@ -12795,7 +12795,7 @@
                 <w:color w:val="1C3A36"/>
                 <w:sz w:val="14"/>
               </w:rPr>
-              <w:t>—, 0.06, 0.05, 0.05, 0.05</w:t>
+              <w:t>—, 0.16, 0.13, 0.11, 0.09</w:t>
             </w:r>
           </w:p>
         </w:tc>
@@ -12868,7 +12868,7 @@
                 <w:color w:val="1C3A36"/>
                 <w:sz w:val="14"/>
               </w:rPr>
-              <w:t>Trading revenue growth FY27-30 (tires normalized)</w:t>
+              <w:t>LM ASP growth FY27-30</w:t>
             </w:r>
           </w:p>
         </w:tc>
@@ -12886,7 +12886,7 @@
                 <w:color w:val="1C3A36"/>
                 <w:sz w:val="14"/>
               </w:rPr>
-              <w:t>—, 0.11, 0.1, 0.09, 0.08</w:t>
+              <w:t>—, 0.06, 0.05, 0.05, 0.05</w:t>
             </w:r>
           </w:p>
         </w:tc>
@@ -12959,7 +12959,7 @@
                 <w:color w:val="1C3A36"/>
                 <w:sz w:val="14"/>
               </w:rPr>
-              <w:t>other-auto revenue growth FY27-30</w:t>
+              <w:t>Trading revenue growth FY27-30 (tires normalized)</w:t>
             </w:r>
           </w:p>
         </w:tc>
@@ -12977,7 +12977,7 @@
                 <w:color w:val="1C3A36"/>
                 <w:sz w:val="14"/>
               </w:rPr>
-              <w:t>—, 0.1, 0.1, 0.09, 0.08</w:t>
+              <w:t>—, 0.11, 0.1, 0.09, 0.08</w:t>
             </w:r>
           </w:p>
         </w:tc>
@@ -13050,7 +13050,7 @@
                 <w:color w:val="1C3A36"/>
                 <w:sz w:val="14"/>
               </w:rPr>
-              <w:t>PC volumes FY26E (H1/seasonal-split implies 64,304; launches offset regional drag)</w:t>
+              <w:t>other-auto revenue growth FY27-30</w:t>
             </w:r>
           </w:p>
         </w:tc>
@@ -13068,7 +13068,7 @@
                 <w:color w:val="1C3A36"/>
                 <w:sz w:val="14"/>
               </w:rPr>
-              <w:t>64300</w:t>
+              <w:t>—, 0.1, 0.1, 0.09, 0.08</w:t>
             </w:r>
           </w:p>
         </w:tc>
@@ -13086,7 +13086,7 @@
                 <w:color w:val="1C3A36"/>
                 <w:sz w:val="14"/>
               </w:rPr>
-              <w:t>computed: H1 29,554 / FY25-H1-share 45.96%</w:t>
+              <w:t>driver decision</w:t>
             </w:r>
           </w:p>
         </w:tc>
@@ -13141,7 +13141,7 @@
                 <w:color w:val="1C3A36"/>
                 <w:sz w:val="14"/>
               </w:rPr>
-              <w:t>CV&amp;CE revenue FY26E (seasonal-implied 10,713 tempered for 2Q timing)</w:t>
+              <w:t>CKD volumes H1-26</w:t>
             </w:r>
           </w:p>
         </w:tc>
@@ -13159,7 +13159,7 @@
                 <w:color w:val="1C3A36"/>
                 <w:sz w:val="14"/>
               </w:rPr>
-              <w:t>10100</w:t>
+              <w:t>15454</w:t>
             </w:r>
           </w:p>
         </w:tc>
@@ -13177,7 +13177,7 @@
                 <w:color w:val="1C3A36"/>
                 <w:sz w:val="14"/>
               </w:rPr>
-              <w:t>computed from H1 4,749.1; tempering flagged</w:t>
+              <w:t>GB Corp 2Q/1H26 earnings release, 13-Aug-2026</w:t>
             </w:r>
           </w:p>
         </w:tc>
@@ -13195,7 +13195,7 @@
                 <w:color w:val="1C3A36"/>
                 <w:sz w:val="14"/>
               </w:rPr>
-              <w:t>2026-08-19</w:t>
+              <w:t>2026-08-13</w:t>
             </w:r>
           </w:p>
         </w:tc>
@@ -13232,7 +13232,7 @@
                 <w:color w:val="1C3A36"/>
                 <w:sz w:val="14"/>
               </w:rPr>
-              <w:t>LM revenue FY26E (seasonal-implied 3,406, Qute-capped)</w:t>
+              <w:t>CBU volumes H1-26</w:t>
             </w:r>
           </w:p>
         </w:tc>
@@ -13250,7 +13250,7 @@
                 <w:color w:val="1C3A36"/>
                 <w:sz w:val="14"/>
               </w:rPr>
-              <w:t>3350</w:t>
+              <w:t>14100</w:t>
             </w:r>
           </w:p>
         </w:tc>
@@ -13268,7 +13268,7 @@
                 <w:color w:val="1C3A36"/>
                 <w:sz w:val="14"/>
               </w:rPr>
-              <w:t>computed from H1 1,435.2</w:t>
+              <w:t>GB Corp 2Q/1H26 earnings release, 13-Aug-2026</w:t>
             </w:r>
           </w:p>
         </w:tc>
@@ -13286,7 +13286,7 @@
                 <w:color w:val="1C3A36"/>
                 <w:sz w:val="14"/>
               </w:rPr>
-              <w:t>2026-08-19</w:t>
+              <w:t>2026-08-13</w:t>
             </w:r>
           </w:p>
         </w:tc>
@@ -13323,7 +13323,7 @@
                 <w:color w:val="1C3A36"/>
                 <w:sz w:val="14"/>
               </w:rPr>
-              <w:t>Trading revenue FY26E (seasonal-implied 4,476; H2 tires restock)</w:t>
+              <w:t>bus volumes H1-26</w:t>
             </w:r>
           </w:p>
         </w:tc>
@@ -13341,7 +13341,7 @@
                 <w:color w:val="1C3A36"/>
                 <w:sz w:val="14"/>
               </w:rPr>
-              <w:t>4800</w:t>
+              <w:t>1002</w:t>
             </w:r>
           </w:p>
         </w:tc>
@@ -13359,7 +13359,7 @@
                 <w:color w:val="1C3A36"/>
                 <w:sz w:val="14"/>
               </w:rPr>
-              <w:t>computed from H1 2,572.3</w:t>
+              <w:t>GB Corp 2Q/1H26 earnings release, 13-Aug-2026</w:t>
             </w:r>
           </w:p>
         </w:tc>
@@ -13377,7 +13377,7 @@
                 <w:color w:val="1C3A36"/>
                 <w:sz w:val="14"/>
               </w:rPr>
-              <w:t>2026-08-19</w:t>
+              <w:t>2026-08-13</w:t>
             </w:r>
           </w:p>
         </w:tc>
@@ -13414,7 +13414,7 @@
                 <w:color w:val="1C3A36"/>
                 <w:sz w:val="14"/>
               </w:rPr>
-              <w:t>other-auto revenue FY26E</w:t>
+              <w:t>truck volumes H1-26</w:t>
             </w:r>
           </w:p>
         </w:tc>
@@ -13432,7 +13432,7 @@
                 <w:color w:val="1C3A36"/>
                 <w:sz w:val="14"/>
               </w:rPr>
-              <w:t>1340</w:t>
+              <w:t>1472</w:t>
             </w:r>
           </w:p>
         </w:tc>
@@ -13450,7 +13450,7 @@
                 <w:color w:val="1C3A36"/>
                 <w:sz w:val="14"/>
               </w:rPr>
-              <w:t>computed: 2x H1 residual 669.2</w:t>
+              <w:t>GB Corp 2Q/1H26 earnings release, 13-Aug-2026</w:t>
             </w:r>
           </w:p>
         </w:tc>
@@ -13468,7 +13468,7 @@
                 <w:color w:val="1C3A36"/>
                 <w:sz w:val="14"/>
               </w:rPr>
-              <w:t>2026-08-19</w:t>
+              <w:t>2026-08-13</w:t>
             </w:r>
           </w:p>
         </w:tc>
@@ -13505,7 +13505,7 @@
                 <w:color w:val="1C3A36"/>
                 <w:sz w:val="14"/>
               </w:rPr>
-              <w:t>other-auto gross margin (residual: auto GP less mapped LOB GP)</w:t>
+              <w:t>construction-equipment volumes H1-26</w:t>
             </w:r>
           </w:p>
         </w:tc>
@@ -13523,7 +13523,7 @@
                 <w:color w:val="1C3A36"/>
                 <w:sz w:val="14"/>
               </w:rPr>
-              <w:t>0.182</w:t>
+              <w:t>16</w:t>
             </w:r>
           </w:p>
         </w:tc>
@@ -13541,7 +13541,7 @@
                 <w:color w:val="1C3A36"/>
                 <w:sz w:val="14"/>
               </w:rPr>
-              <w:t>computed from ER auto GP 5,722.1 vs FS segment GP sum</w:t>
+              <w:t>GB Corp 2Q/1H26 earnings release, 13-Aug-2026</w:t>
             </w:r>
           </w:p>
         </w:tc>
@@ -13559,7 +13559,7 @@
                 <w:color w:val="1C3A36"/>
                 <w:sz w:val="14"/>
               </w:rPr>
-              <w:t>2026-08-19</w:t>
+              <w:t>2026-08-13</w:t>
             </w:r>
           </w:p>
         </w:tc>
@@ -13596,7 +13596,7 @@
                 <w:color w:val="1C3A36"/>
                 <w:sz w:val="14"/>
               </w:rPr>
-              <w:t>auto GS&amp;A %rev (H1-26 actual 7.10% gliding on scale)</w:t>
+              <w:t>CV&amp;CE volumes H1-25</w:t>
             </w:r>
           </w:p>
         </w:tc>
@@ -13614,7 +13614,7 @@
                 <w:color w:val="1C3A36"/>
                 <w:sz w:val="14"/>
               </w:rPr>
-              <w:t>0.071, 0.07, 0.07, 0.069, 0.069</w:t>
+              <w:t>1534</w:t>
             </w:r>
           </w:p>
         </w:tc>
@@ -13632,7 +13632,7 @@
                 <w:color w:val="1C3A36"/>
                 <w:sz w:val="14"/>
               </w:rPr>
-              <w:t>H1-26 ER actual + glide decision</w:t>
+              <w:t>GB Corp 2Q/1H26 earnings release, 13-Aug-2026</w:t>
             </w:r>
           </w:p>
         </w:tc>
@@ -13650,7 +13650,7 @@
                 <w:color w:val="1C3A36"/>
                 <w:sz w:val="14"/>
               </w:rPr>
-              <w:t>2026-08-19</w:t>
+              <w:t>2026-08-13</w:t>
             </w:r>
           </w:p>
         </w:tc>
@@ -13687,7 +13687,7 @@
                 <w:color w:val="1C3A36"/>
                 <w:sz w:val="14"/>
               </w:rPr>
-              <w:t>auto other operating income %rev (H1-26 actual)</w:t>
+              <w:t>Light-Mobility volumes H1-25</w:t>
             </w:r>
           </w:p>
         </w:tc>
@@ -13705,7 +13705,7 @@
                 <w:color w:val="1C3A36"/>
                 <w:sz w:val="14"/>
               </w:rPr>
-              <w:t>0.0084</w:t>
+              <w:t>14216</w:t>
             </w:r>
           </w:p>
         </w:tc>
@@ -13723,7 +13723,7 @@
                 <w:color w:val="1C3A36"/>
                 <w:sz w:val="14"/>
               </w:rPr>
-              <w:t>H1-26 ER actual</w:t>
+              <w:t>GB Corp 2Q/1H26 earnings release, 13-Aug-2026</w:t>
             </w:r>
           </w:p>
         </w:tc>
@@ -13741,7 +13741,7 @@
                 <w:color w:val="1C3A36"/>
                 <w:sz w:val="14"/>
               </w:rPr>
-              <w:t>2026-08-19</w:t>
+              <w:t>2026-08-13</w:t>
             </w:r>
           </w:p>
         </w:tc>
@@ -13778,7 +13778,7 @@
                 <w:color w:val="1C3A36"/>
                 <w:sz w:val="14"/>
               </w:rPr>
-              <w:t>auto net provisions %rev (H1-26 actual)</w:t>
+              <w:t>H2-26E tempering multipliers on the FY25 seasonal split, per line (pc: launches offset regional drag, no temper; cv: 2Q surge partly timing; lm: Qute supply cap; tr: H2 tires restock above the depressed seasonal; oth: neutral)</w:t>
             </w:r>
           </w:p>
         </w:tc>
@@ -13796,7 +13796,7 @@
                 <w:color w:val="1C3A36"/>
                 <w:sz w:val="14"/>
               </w:rPr>
-              <w:t>-0.0022</w:t>
+              <w:t>pc 1.0, cv 0.91, lm 0.95, tr 1.17, oth 1.01</w:t>
             </w:r>
           </w:p>
         </w:tc>
@@ -13814,7 +13814,7 @@
                 <w:color w:val="1C3A36"/>
                 <w:sz w:val="14"/>
               </w:rPr>
-              <w:t>H1-26 ER actual</w:t>
+              <w:t>judgement on ER guidance + 2Q/1Q shape</w:t>
             </w:r>
           </w:p>
         </w:tc>
@@ -13869,7 +13869,7 @@
                 <w:color w:val="1C3A36"/>
                 <w:sz w:val="14"/>
               </w:rPr>
-              <w:t>auto D&amp;A %rev (H1 actual 1.00%; Sadat ramp)</w:t>
+              <w:t>H2-26E price step vs realized H1 ASP (post-devaluation price increases the company itself flags)</w:t>
             </w:r>
           </w:p>
         </w:tc>
@@ -13887,7 +13887,7 @@
                 <w:color w:val="1C3A36"/>
                 <w:sz w:val="14"/>
               </w:rPr>
-              <w:t>0.01, 0.01, 0.01, 0.01, 0.01</w:t>
+              <w:t>pc 1.025, cv 1.02, lm 1.03</w:t>
             </w:r>
           </w:p>
         </w:tc>
@@ -13905,7 +13905,7 @@
                 <w:color w:val="1C3A36"/>
                 <w:sz w:val="14"/>
               </w:rPr>
-              <w:t>H1-26 actual + PP&amp;E note 17</w:t>
+              <w:t>judgement on ER CEO note + FX path</w:t>
             </w:r>
           </w:p>
         </w:tc>
@@ -13960,7 +13960,7 @@
                 <w:color w:val="1C3A36"/>
                 <w:sz w:val="14"/>
               </w:rPr>
-              <w:t>auto effective tax path (41.0% H1 -&gt; statutory 22.5% as regional losses fade per CEO guidance: Jordan subsides from 4Q26, Iraq geopolitics-dependent)</w:t>
+              <w:t>CKD share drift in H2-26E (Hyundai CKD Sep + third Changan 4Q at Sadat)</w:t>
             </w:r>
           </w:p>
         </w:tc>
@@ -13978,7 +13978,7 @@
                 <w:color w:val="1C3A36"/>
                 <w:sz w:val="14"/>
               </w:rPr>
-              <w:t>0.38, 0.3, 0.26, 0.24, 0.225</w:t>
+              <w:t>1.02</w:t>
             </w:r>
           </w:p>
         </w:tc>
@@ -13996,7 +13996,7 @@
                 <w:color w:val="1C3A36"/>
                 <w:sz w:val="14"/>
               </w:rPr>
-              <w:t>note 11-C + ER CEO note; glide decision</w:t>
+              <w:t>judgement on ER launch calendar</w:t>
             </w:r>
           </w:p>
         </w:tc>
@@ -14051,7 +14051,7 @@
                 <w:color w:val="1C3A36"/>
                 <w:sz w:val="14"/>
               </w:rPr>
-              <w:t>auto capex path (H1 1,376.5 actual + 1,020.5 committed; Sadat complete, Ain Sokhna under consideration)</w:t>
+              <w:t>bus share drift in H2-26E (tourism recovery off a weak base)</w:t>
             </w:r>
           </w:p>
         </w:tc>
@@ -14069,7 +14069,7 @@
                 <w:color w:val="1C3A36"/>
                 <w:sz w:val="14"/>
               </w:rPr>
-              <w:t>2800, 2600, 2500, 2500, 2600</w:t>
+              <w:t>1.03</w:t>
             </w:r>
           </w:p>
         </w:tc>
@@ -14087,7 +14087,7 @@
                 <w:color w:val="1C3A36"/>
                 <w:sz w:val="14"/>
               </w:rPr>
-              <w:t>ER/FS + decision</w:t>
+              <w:t>judgement on ER</w:t>
             </w:r>
           </w:p>
         </w:tc>
@@ -14142,7 +14142,7 @@
                 <w:color w:val="1C3A36"/>
                 <w:sz w:val="14"/>
               </w:rPr>
-              <w:t>auto WC %rev (LTM actual 23.0% at 2Q26 gliding to 21%; 5-quarter table shows 16.7-18.9bn stable band; FY25's 28.5% was the pre-buy outlier)</w:t>
+              <w:t>construction-equipment units path (tiny, planned)</w:t>
             </w:r>
           </w:p>
         </w:tc>
@@ -14160,7 +14160,7 @@
                 <w:color w:val="1C3A36"/>
                 <w:sz w:val="14"/>
               </w:rPr>
-              <w:t>0.23, 0.225, 0.22, 0.215, 0.21</w:t>
+              <w:t>32, 34, 36, 38, 40</w:t>
             </w:r>
           </w:p>
         </w:tc>
@@ -14178,7 +14178,7 @@
                 <w:color w:val="1C3A36"/>
                 <w:sz w:val="14"/>
               </w:rPr>
-              <w:t>ER table 6 computed + glide decision</w:t>
+              <w:t>judgement; H1 16 units doubled then drifting</w:t>
             </w:r>
           </w:p>
         </w:tc>
@@ -14233,7 +14233,7 @@
                 <w:color w:val="1C3A36"/>
                 <w:sz w:val="14"/>
               </w:rPr>
-              <w:t>EGP share of auto-leg debt (USD liabilities 7,274.4 group-wide INCLUDE trade payables; per-tranche split not disclosed — bounded &lt;=17% of gross debt, 10% carried, flagged)</w:t>
+              <w:t>CKD volume growth FY27-30 (localization drive)</w:t>
             </w:r>
           </w:p>
         </w:tc>
@@ -14251,7 +14251,7 @@
                 <w:color w:val="1C3A36"/>
                 <w:sz w:val="14"/>
               </w:rPr>
-              <w:t>0.9</w:t>
+              <w:t>—, 0.12, 0.1, 0.07, 0.06</w:t>
             </w:r>
           </w:p>
         </w:tc>
@@ -14269,7 +14269,7 @@
                 <w:color w:val="1C3A36"/>
                 <w:sz w:val="14"/>
               </w:rPr>
-              <w:t>GB Corp consolidated interim FS 30-Jun-2026 (KPMG limited review, 13-Aug-2026) note 29 bound + construction</w:t>
+              <w:t>driver decision on the launch calendar</w:t>
             </w:r>
           </w:p>
         </w:tc>
@@ -14324,7 +14324,7 @@
                 <w:color w:val="1C3A36"/>
                 <w:sz w:val="14"/>
               </w:rPr>
-              <w:t>terminal growth, nominal EGP (long-run inflation 9-10% + 1.5-2% real)</w:t>
+              <w:t>bus volume growth FY27-30</w:t>
             </w:r>
           </w:p>
         </w:tc>
@@ -14342,7 +14342,7 @@
                 <w:color w:val="1C3A36"/>
                 <w:sz w:val="14"/>
               </w:rPr>
-              <w:t>0.115</w:t>
+              <w:t>—, 0.16, 0.12, 0.09, 0.08</w:t>
             </w:r>
           </w:p>
         </w:tc>
@@ -14360,7 +14360,7 @@
                 <w:color w:val="1C3A36"/>
                 <w:sz w:val="14"/>
               </w:rPr>
-              <w:t>carried from the 08-07-2026 study; spread to WACC re-checked</w:t>
+              <w:t>driver decision</w:t>
             </w:r>
           </w:p>
         </w:tc>
@@ -14415,7 +14415,7 @@
                 <w:color w:val="1C3A36"/>
                 <w:sz w:val="14"/>
               </w:rPr>
-              <w:t>SOTP complexity/conglomerate discount (carried from the prior study)</w:t>
+              <w:t>other-auto gross margin (residual: auto GP less mapped LOB GP)</w:t>
             </w:r>
           </w:p>
         </w:tc>
@@ -14433,7 +14433,7 @@
                 <w:color w:val="1C3A36"/>
                 <w:sz w:val="14"/>
               </w:rPr>
-              <w:t>0.1</w:t>
+              <w:t>0.182</w:t>
             </w:r>
           </w:p>
         </w:tc>
@@ -14451,7 +14451,7 @@
                 <w:color w:val="1C3A36"/>
                 <w:sz w:val="14"/>
               </w:rPr>
-              <w:t>house decision, unchanged</w:t>
+              <w:t>computed from ER auto GP 5,722.1 vs FS segment GP sum</w:t>
             </w:r>
           </w:p>
         </w:tc>
@@ -14506,7 +14506,7 @@
                 <w:color w:val="1C3A36"/>
                 <w:sz w:val="14"/>
               </w:rPr>
-              <w:t>GB Capital revenue growth FY27-30 (book +33.6% y/y now, securitization-framework drag H2-26, normalizing)</w:t>
+              <w:t>trading/other price inflation (for the cost-differential year)</w:t>
             </w:r>
           </w:p>
         </w:tc>
@@ -14524,7 +14524,7 @@
                 <w:color w:val="1C3A36"/>
                 <w:sz w:val="14"/>
               </w:rPr>
-              <w:t>—, 0.2, 0.17, 0.15, 0.12</w:t>
+              <w:t>0.06</w:t>
             </w:r>
           </w:p>
         </w:tc>
@@ -14542,7 +14542,7 @@
                 <w:color w:val="1C3A36"/>
                 <w:sz w:val="14"/>
               </w:rPr>
-              <w:t>driver decision on ER</w:t>
+              <w:t>judgement; tires are FX-priced goods</w:t>
             </w:r>
           </w:p>
         </w:tc>
@@ -14597,7 +14597,7 @@
                 <w:color w:val="1C3A36"/>
                 <w:sz w:val="14"/>
               </w:rPr>
-              <w:t>GB Capital revenue FY26E (H1 9,088.2 + H2 at ~run-rate less securitization deferrals)</w:t>
+              <w:t>tires unit-cost reset FY27E (the favourable-historical-cost inventory one-off exhausts)</w:t>
             </w:r>
           </w:p>
         </w:tc>
@@ -14615,7 +14615,7 @@
                 <w:color w:val="1C3A36"/>
                 <w:sz w:val="14"/>
               </w:rPr>
-              <w:t>18,700.0</w:t>
+              <w:t>1.04</w:t>
             </w:r>
           </w:p>
         </w:tc>
@@ -14633,7 +14633,7 @@
                 <w:color w:val="1C3A36"/>
                 <w:sz w:val="14"/>
               </w:rPr>
-              <w:t>computed bridge</w:t>
+              <w:t>ER: margin 'benefited from inventory acquired at more favorable historical costs'</w:t>
             </w:r>
           </w:p>
         </w:tc>
@@ -14688,7 +14688,7 @@
                 <w:color w:val="1C3A36"/>
                 <w:sz w:val="14"/>
               </w:rPr>
-              <w:t>GB Capital net profit path (H1 649.6 doubling-plus as provisions/funding normalize; ROAE 13.5% on a compounding book)</w:t>
+              <w:t>auto GS&amp;A %rev (H1-26 actual 7.10% gliding on scale)</w:t>
             </w:r>
           </w:p>
         </w:tc>
@@ -14706,7 +14706,7 @@
                 <w:color w:val="1C3A36"/>
                 <w:sz w:val="14"/>
               </w:rPr>
-              <w:t>1,450, 1,750, 2,050, 2,350, 2,650</w:t>
+              <w:t>0.071, 0.07, 0.07, 0.069, 0.069</w:t>
             </w:r>
           </w:p>
         </w:tc>
@@ -14724,7 +14724,7 @@
                 <w:color w:val="1C3A36"/>
                 <w:sz w:val="14"/>
               </w:rPr>
-              <w:t>model decision</w:t>
+              <w:t>H1-26 ER actual + glide decision</w:t>
             </w:r>
           </w:p>
         </w:tc>
@@ -14779,7 +14779,7 @@
                 <w:color w:val="1C3A36"/>
                 <w:sz w:val="14"/>
               </w:rPr>
-              <w:t>inter-segment eliminations, % of summed revenue (H1-26 actual 1.29%)</w:t>
+              <w:t>auto other operating income %rev (H1-26 actual)</w:t>
             </w:r>
           </w:p>
         </w:tc>
@@ -14797,7 +14797,7 @@
                 <w:color w:val="1C3A36"/>
                 <w:sz w:val="14"/>
               </w:rPr>
-              <w:t>0.013</w:t>
+              <w:t>0.0084</w:t>
             </w:r>
           </w:p>
         </w:tc>
@@ -14815,7 +14815,7 @@
                 <w:color w:val="1C3A36"/>
                 <w:sz w:val="14"/>
               </w:rPr>
-              <w:t>computed from ER table 11</w:t>
+              <w:t>H1-26 ER actual</w:t>
             </w:r>
           </w:p>
         </w:tc>
@@ -14870,7 +14870,7 @@
                 <w:color w:val="1C3A36"/>
                 <w:sz w:val="14"/>
               </w:rPr>
-              <w:t>associates equity pickup path (H1 410.1 annualized, growing ~25%/yr with MNT-Halan's ~30% revenue growth; unverified by the auditor — flagged)</w:t>
+              <w:t>auto net provisions %rev (H1-26 actual)</w:t>
             </w:r>
           </w:p>
         </w:tc>
@@ -14888,7 +14888,7 @@
                 <w:color w:val="1C3A36"/>
                 <w:sz w:val="14"/>
               </w:rPr>
-              <w:t>850, 1,065, 1,330, 1,600, 1,870</w:t>
+              <w:t>-0.0022</w:t>
             </w:r>
           </w:p>
         </w:tc>
@@ -14906,7 +14906,7 @@
                 <w:color w:val="1C3A36"/>
                 <w:sz w:val="14"/>
               </w:rPr>
-              <w:t>model decision on note 34 + ER</w:t>
+              <w:t>H1-26 ER actual</w:t>
             </w:r>
           </w:p>
         </w:tc>
@@ -14961,7 +14961,7 @@
                 <w:color w:val="1C3A36"/>
                 <w:sz w:val="14"/>
               </w:rPr>
-              <w:t>auto average funding-cost path (20.82% H1 actual, variable-rate book repricing down the CBE path)</w:t>
+              <w:t>auto D&amp;A %rev (H1 actual 1.00%; Sadat ramp)</w:t>
             </w:r>
           </w:p>
         </w:tc>
@@ -14979,7 +14979,7 @@
                 <w:color w:val="1C3A36"/>
                 <w:sz w:val="14"/>
               </w:rPr>
-              <w:t>0.195, 0.175, 0.165, 0.155, 0.15</w:t>
+              <w:t>0.01, 0.01, 0.01, 0.01, 0.01</w:t>
             </w:r>
           </w:p>
         </w:tc>
@@ -14997,7 +14997,7 @@
                 <w:color w:val="1C3A36"/>
                 <w:sz w:val="14"/>
               </w:rPr>
-              <w:t>note 26 + CBE direction</w:t>
+              <w:t>H1-26 actual + PP&amp;E note 17</w:t>
             </w:r>
           </w:p>
         </w:tc>
@@ -15052,7 +15052,7 @@
                 <w:color w:val="1C3A36"/>
                 <w:sz w:val="14"/>
               </w:rPr>
-              <w:t>dividend per share held at the FY25 level</w:t>
+              <w:t>auto effective tax path (41.0% H1 -&gt; statutory 22.5% as regional losses fade per CEO guidance: Jordan subsides from 4Q26, Iraq geopolitics-dependent)</w:t>
             </w:r>
           </w:p>
         </w:tc>
@@ -15070,7 +15070,7 @@
                 <w:color w:val="1C3A36"/>
                 <w:sz w:val="14"/>
               </w:rPr>
-              <w:t>0.35</w:t>
+              <w:t>0.38, 0.3, 0.26, 0.24, 0.225</w:t>
             </w:r>
           </w:p>
         </w:tc>
@@ -15088,7 +15088,7 @@
                 <w:color w:val="1C3A36"/>
                 <w:sz w:val="14"/>
               </w:rPr>
-              <w:t>GB Corp consolidated interim FS 30-Jun-2026 (KPMG limited review, 13-Aug-2026) note 10</w:t>
+              <w:t>note 11-C + ER CEO note; glide decision</w:t>
             </w:r>
           </w:p>
         </w:tc>
@@ -15106,7 +15106,7 @@
                 <w:color w:val="1C3A36"/>
                 <w:sz w:val="14"/>
               </w:rPr>
-              <w:t>2026-08-13</w:t>
+              <w:t>2026-08-19</w:t>
             </w:r>
           </w:p>
         </w:tc>
@@ -15143,7 +15143,7 @@
                 <w:color w:val="1C3A36"/>
                 <w:sz w:val="14"/>
               </w:rPr>
-              <w:t>share of the group dividend funded by the auto leg in the net-debt sweep</w:t>
+              <w:t>auto capex path (H1 1,376.5 actual + 1,020.5 committed; Sadat complete, Ain Sokhna under consideration)</w:t>
             </w:r>
           </w:p>
         </w:tc>
@@ -15161,7 +15161,7 @@
                 <w:color w:val="1C3A36"/>
                 <w:sz w:val="14"/>
               </w:rPr>
-              <w:t>0.85</w:t>
+              <w:t>2800, 2600, 2500, 2500, 2600</w:t>
             </w:r>
           </w:p>
         </w:tc>
@@ -15179,7 +15179,7 @@
                 <w:color w:val="1C3A36"/>
                 <w:sz w:val="14"/>
               </w:rPr>
-              <w:t>model decision</w:t>
+              <w:t>ER/FS + decision</w:t>
             </w:r>
           </w:p>
         </w:tc>
@@ -15234,7 +15234,7 @@
                 <w:color w:val="1C3A36"/>
                 <w:sz w:val="14"/>
               </w:rPr>
-              <w:t>normalized auto funding cost (CBE easing path endpoint on the variable book)</w:t>
+              <w:t>auto WC %rev (LTM actual 23.0% at 2Q26 gliding to 21%; 5-quarter table shows 16.7-18.9bn stable band; FY25's 28.5% was the pre-buy outlier)</w:t>
             </w:r>
           </w:p>
         </w:tc>
@@ -15252,7 +15252,7 @@
                 <w:color w:val="1C3A36"/>
                 <w:sz w:val="14"/>
               </w:rPr>
-              <w:t>0.17</w:t>
+              <w:t>0.23, 0.225, 0.22, 0.215, 0.21</w:t>
             </w:r>
           </w:p>
         </w:tc>
@@ -15270,7 +15270,7 @@
                 <w:color w:val="1C3A36"/>
                 <w:sz w:val="14"/>
               </w:rPr>
-              <w:t>model decision on note 26 + CBE direction</w:t>
+              <w:t>ER table 6 computed + glide decision</w:t>
             </w:r>
           </w:p>
         </w:tc>
@@ -15325,7 +15325,7 @@
                 <w:color w:val="1C3A36"/>
                 <w:sz w:val="14"/>
               </w:rPr>
-              <w:t>normalized-PAT bear/bull scalars</w:t>
+              <w:t>EGP share of auto-leg debt (USD liabilities 7,274.4 group-wide INCLUDE trade payables; per-tranche split not disclosed — bounded &lt;=17% of gross debt, 10% carried, flagged)</w:t>
             </w:r>
           </w:p>
         </w:tc>
@@ -15343,7 +15343,7 @@
                 <w:color w:val="1C3A36"/>
                 <w:sz w:val="14"/>
               </w:rPr>
-              <w:t>bear 0.85, bull 1.12</w:t>
+              <w:t>0.9</w:t>
             </w:r>
           </w:p>
         </w:tc>
@@ -15361,7 +15361,7 @@
                 <w:color w:val="1C3A36"/>
                 <w:sz w:val="14"/>
               </w:rPr>
-              <w:t>house decision</w:t>
+              <w:t>GB Corp consolidated interim FS 30-Jun-2026 (KPMG limited review, 13-Aug-2026) note 29 bound + construction</w:t>
             </w:r>
           </w:p>
         </w:tc>
@@ -15416,7 +15416,7 @@
                 <w:color w:val="1C3A36"/>
                 <w:sz w:val="14"/>
               </w:rPr>
-              <w:t>normalized mid-cycle group PAT: FY27E auto EBIT less normalized finance cost (ND x 17% as CBE eases) at 22.5% statutory tax + FY27E GB Capital NP (incl associates pickup)</w:t>
+              <w:t>terminal growth, nominal EGP (long-run inflation 9-10% + 1.5-2% real)</w:t>
             </w:r>
           </w:p>
         </w:tc>
@@ -15434,7 +15434,7 @@
                 <w:color w:val="1C3A36"/>
                 <w:sz w:val="14"/>
               </w:rPr>
-              <w:t>5,152.0</w:t>
+              <w:t>0.115</w:t>
             </w:r>
           </w:p>
         </w:tc>
@@ -15452,7 +15452,7 @@
                 <w:color w:val="1C3A36"/>
                 <w:sz w:val="14"/>
               </w:rPr>
-              <w:t>computed normalization</w:t>
+              <w:t>carried from the 08-07-2026 study; spread to WACC re-checked</w:t>
             </w:r>
           </w:p>
         </w:tc>
@@ -15490,6 +15490,1280 @@
                 <w:sz w:val="14"/>
               </w:rPr>
               <w:t>155</w:t>
+            </w:r>
+          </w:p>
+        </w:tc>
+        <w:tc>
+          <w:tcPr>
+            <w:tcW w:type="dxa" w:w="2808"/>
+          </w:tcPr>
+          <w:p>
+            <w:pPr>
+              <w:spacing w:after="20"/>
+              <w:jc w:val="right"/>
+            </w:pPr>
+            <w:r>
+              <w:rPr>
+                <w:color w:val="1C3A36"/>
+                <w:sz w:val="14"/>
+              </w:rPr>
+              <w:t>terminal return on invested capital (anchor: the leg's own realized LTM ROCE 22.9% at 30-Jun-26; the forward model's ~15% marginal ROIC is transitional working-capital front-loading during the growth phase; sensitized 15%-25%)</w:t>
+            </w:r>
+          </w:p>
+        </w:tc>
+        <w:tc>
+          <w:tcPr>
+            <w:tcW w:type="dxa" w:w="1728"/>
+          </w:tcPr>
+          <w:p>
+            <w:pPr>
+              <w:spacing w:after="20"/>
+              <w:jc w:val="right"/>
+            </w:pPr>
+            <w:r>
+              <w:rPr>
+                <w:color w:val="1C3A36"/>
+                <w:sz w:val="14"/>
+              </w:rPr>
+              <w:t>0.225</w:t>
+            </w:r>
+          </w:p>
+        </w:tc>
+        <w:tc>
+          <w:tcPr>
+            <w:tcW w:type="dxa" w:w="3816"/>
+          </w:tcPr>
+          <w:p>
+            <w:pPr>
+              <w:spacing w:after="20"/>
+              <w:jc w:val="right"/>
+            </w:pPr>
+            <w:r>
+              <w:rPr>
+                <w:color w:val="1C3A36"/>
+                <w:sz w:val="14"/>
+              </w:rPr>
+              <w:t>judgement anchored on ER table 10; sensitized in the study</w:t>
+            </w:r>
+          </w:p>
+        </w:tc>
+        <w:tc>
+          <w:tcPr>
+            <w:tcW w:type="dxa" w:w="1080"/>
+          </w:tcPr>
+          <w:p>
+            <w:pPr>
+              <w:spacing w:after="20"/>
+              <w:jc w:val="right"/>
+            </w:pPr>
+            <w:r>
+              <w:rPr>
+                <w:color w:val="1C3A36"/>
+                <w:sz w:val="14"/>
+              </w:rPr>
+              <w:t>2026-08-19</w:t>
+            </w:r>
+          </w:p>
+        </w:tc>
+      </w:tr>
+      <w:tr>
+        <w:tc>
+          <w:tcPr>
+            <w:tcW w:type="dxa" w:w="792"/>
+          </w:tcPr>
+          <w:p>
+            <w:pPr>
+              <w:spacing w:after="20"/>
+            </w:pPr>
+            <w:r>
+              <w:rPr>
+                <w:color w:val="1C3A36"/>
+                <w:sz w:val="14"/>
+              </w:rPr>
+              <w:t>156</w:t>
+            </w:r>
+          </w:p>
+        </w:tc>
+        <w:tc>
+          <w:tcPr>
+            <w:tcW w:type="dxa" w:w="2808"/>
+          </w:tcPr>
+          <w:p>
+            <w:pPr>
+              <w:spacing w:after="20"/>
+              <w:jc w:val="right"/>
+            </w:pPr>
+            <w:r>
+              <w:rPr>
+                <w:color w:val="1C3A36"/>
+                <w:sz w:val="14"/>
+              </w:rPr>
+              <w:t>SOTP complexity/conglomerate discount (carried from the prior study)</w:t>
+            </w:r>
+          </w:p>
+        </w:tc>
+        <w:tc>
+          <w:tcPr>
+            <w:tcW w:type="dxa" w:w="1728"/>
+          </w:tcPr>
+          <w:p>
+            <w:pPr>
+              <w:spacing w:after="20"/>
+              <w:jc w:val="right"/>
+            </w:pPr>
+            <w:r>
+              <w:rPr>
+                <w:color w:val="1C3A36"/>
+                <w:sz w:val="14"/>
+              </w:rPr>
+              <w:t>0.1</w:t>
+            </w:r>
+          </w:p>
+        </w:tc>
+        <w:tc>
+          <w:tcPr>
+            <w:tcW w:type="dxa" w:w="3816"/>
+          </w:tcPr>
+          <w:p>
+            <w:pPr>
+              <w:spacing w:after="20"/>
+              <w:jc w:val="right"/>
+            </w:pPr>
+            <w:r>
+              <w:rPr>
+                <w:color w:val="1C3A36"/>
+                <w:sz w:val="14"/>
+              </w:rPr>
+              <w:t>house decision, unchanged</w:t>
+            </w:r>
+          </w:p>
+        </w:tc>
+        <w:tc>
+          <w:tcPr>
+            <w:tcW w:type="dxa" w:w="1080"/>
+          </w:tcPr>
+          <w:p>
+            <w:pPr>
+              <w:spacing w:after="20"/>
+              <w:jc w:val="right"/>
+            </w:pPr>
+            <w:r>
+              <w:rPr>
+                <w:color w:val="1C3A36"/>
+                <w:sz w:val="14"/>
+              </w:rPr>
+              <w:t>2026-08-19</w:t>
+            </w:r>
+          </w:p>
+        </w:tc>
+      </w:tr>
+      <w:tr>
+        <w:tc>
+          <w:tcPr>
+            <w:tcW w:type="dxa" w:w="792"/>
+          </w:tcPr>
+          <w:p>
+            <w:pPr>
+              <w:spacing w:after="20"/>
+            </w:pPr>
+            <w:r>
+              <w:rPr>
+                <w:color w:val="1C3A36"/>
+                <w:sz w:val="14"/>
+              </w:rPr>
+              <w:t>157</w:t>
+            </w:r>
+          </w:p>
+        </w:tc>
+        <w:tc>
+          <w:tcPr>
+            <w:tcW w:type="dxa" w:w="2808"/>
+          </w:tcPr>
+          <w:p>
+            <w:pPr>
+              <w:spacing w:after="20"/>
+              <w:jc w:val="right"/>
+            </w:pPr>
+            <w:r>
+              <w:rPr>
+                <w:color w:val="1C3A36"/>
+                <w:sz w:val="14"/>
+              </w:rPr>
+              <w:t>inter-segment equity eliminations 30-Jun-26</w:t>
+            </w:r>
+          </w:p>
+        </w:tc>
+        <w:tc>
+          <w:tcPr>
+            <w:tcW w:type="dxa" w:w="1728"/>
+          </w:tcPr>
+          <w:p>
+            <w:pPr>
+              <w:spacing w:after="20"/>
+              <w:jc w:val="right"/>
+            </w:pPr>
+            <w:r>
+              <w:rPr>
+                <w:color w:val="1C3A36"/>
+                <w:sz w:val="14"/>
+              </w:rPr>
+              <w:t>-2,041.8</w:t>
+            </w:r>
+          </w:p>
+        </w:tc>
+        <w:tc>
+          <w:tcPr>
+            <w:tcW w:type="dxa" w:w="3816"/>
+          </w:tcPr>
+          <w:p>
+            <w:pPr>
+              <w:spacing w:after="20"/>
+              <w:jc w:val="right"/>
+            </w:pPr>
+            <w:r>
+              <w:rPr>
+                <w:color w:val="1C3A36"/>
+                <w:sz w:val="14"/>
+              </w:rPr>
+              <w:t>GB Corp 2Q/1H26 earnings release, 13-Aug-2026 table 12</w:t>
+            </w:r>
+          </w:p>
+        </w:tc>
+        <w:tc>
+          <w:tcPr>
+            <w:tcW w:type="dxa" w:w="1080"/>
+          </w:tcPr>
+          <w:p>
+            <w:pPr>
+              <w:spacing w:after="20"/>
+              <w:jc w:val="right"/>
+            </w:pPr>
+            <w:r>
+              <w:rPr>
+                <w:color w:val="1C3A36"/>
+                <w:sz w:val="14"/>
+              </w:rPr>
+              <w:t>2026-08-13</w:t>
+            </w:r>
+          </w:p>
+        </w:tc>
+      </w:tr>
+      <w:tr>
+        <w:tc>
+          <w:tcPr>
+            <w:tcW w:type="dxa" w:w="792"/>
+          </w:tcPr>
+          <w:p>
+            <w:pPr>
+              <w:spacing w:after="20"/>
+            </w:pPr>
+            <w:r>
+              <w:rPr>
+                <w:color w:val="1C3A36"/>
+                <w:sz w:val="14"/>
+              </w:rPr>
+              <w:t>158</w:t>
+            </w:r>
+          </w:p>
+        </w:tc>
+        <w:tc>
+          <w:tcPr>
+            <w:tcW w:type="dxa" w:w="2808"/>
+          </w:tcPr>
+          <w:p>
+            <w:pPr>
+              <w:spacing w:after="20"/>
+              <w:jc w:val="right"/>
+            </w:pPr>
+            <w:r>
+              <w:rPr>
+                <w:color w:val="1C3A36"/>
+                <w:sz w:val="14"/>
+              </w:rPr>
+              <w:t>GB Capital revenue growth FY27-30 (book +33.6% y/y now, securitization-framework drag H2-26, normalizing)</w:t>
+            </w:r>
+          </w:p>
+        </w:tc>
+        <w:tc>
+          <w:tcPr>
+            <w:tcW w:type="dxa" w:w="1728"/>
+          </w:tcPr>
+          <w:p>
+            <w:pPr>
+              <w:spacing w:after="20"/>
+              <w:jc w:val="right"/>
+            </w:pPr>
+            <w:r>
+              <w:rPr>
+                <w:color w:val="1C3A36"/>
+                <w:sz w:val="14"/>
+              </w:rPr>
+              <w:t>—, 0.2, 0.17, 0.15, 0.12</w:t>
+            </w:r>
+          </w:p>
+        </w:tc>
+        <w:tc>
+          <w:tcPr>
+            <w:tcW w:type="dxa" w:w="3816"/>
+          </w:tcPr>
+          <w:p>
+            <w:pPr>
+              <w:spacing w:after="20"/>
+              <w:jc w:val="right"/>
+            </w:pPr>
+            <w:r>
+              <w:rPr>
+                <w:color w:val="1C3A36"/>
+                <w:sz w:val="14"/>
+              </w:rPr>
+              <w:t>driver decision on ER</w:t>
+            </w:r>
+          </w:p>
+        </w:tc>
+        <w:tc>
+          <w:tcPr>
+            <w:tcW w:type="dxa" w:w="1080"/>
+          </w:tcPr>
+          <w:p>
+            <w:pPr>
+              <w:spacing w:after="20"/>
+              <w:jc w:val="right"/>
+            </w:pPr>
+            <w:r>
+              <w:rPr>
+                <w:color w:val="1C3A36"/>
+                <w:sz w:val="14"/>
+              </w:rPr>
+              <w:t>2026-08-19</w:t>
+            </w:r>
+          </w:p>
+        </w:tc>
+      </w:tr>
+      <w:tr>
+        <w:tc>
+          <w:tcPr>
+            <w:tcW w:type="dxa" w:w="792"/>
+          </w:tcPr>
+          <w:p>
+            <w:pPr>
+              <w:spacing w:after="20"/>
+            </w:pPr>
+            <w:r>
+              <w:rPr>
+                <w:color w:val="1C3A36"/>
+                <w:sz w:val="14"/>
+              </w:rPr>
+              <w:t>159</w:t>
+            </w:r>
+          </w:p>
+        </w:tc>
+        <w:tc>
+          <w:tcPr>
+            <w:tcW w:type="dxa" w:w="2808"/>
+          </w:tcPr>
+          <w:p>
+            <w:pPr>
+              <w:spacing w:after="20"/>
+              <w:jc w:val="right"/>
+            </w:pPr>
+            <w:r>
+              <w:rPr>
+                <w:color w:val="1C3A36"/>
+                <w:sz w:val="14"/>
+              </w:rPr>
+              <w:t>GB Capital revenue FY26E (H1 9,088.2 + H2 at ~run-rate less securitization deferrals)</w:t>
+            </w:r>
+          </w:p>
+        </w:tc>
+        <w:tc>
+          <w:tcPr>
+            <w:tcW w:type="dxa" w:w="1728"/>
+          </w:tcPr>
+          <w:p>
+            <w:pPr>
+              <w:spacing w:after="20"/>
+              <w:jc w:val="right"/>
+            </w:pPr>
+            <w:r>
+              <w:rPr>
+                <w:color w:val="1C3A36"/>
+                <w:sz w:val="14"/>
+              </w:rPr>
+              <w:t>18,700.0</w:t>
+            </w:r>
+          </w:p>
+        </w:tc>
+        <w:tc>
+          <w:tcPr>
+            <w:tcW w:type="dxa" w:w="3816"/>
+          </w:tcPr>
+          <w:p>
+            <w:pPr>
+              <w:spacing w:after="20"/>
+              <w:jc w:val="right"/>
+            </w:pPr>
+            <w:r>
+              <w:rPr>
+                <w:color w:val="1C3A36"/>
+                <w:sz w:val="14"/>
+              </w:rPr>
+              <w:t>computed bridge</w:t>
+            </w:r>
+          </w:p>
+        </w:tc>
+        <w:tc>
+          <w:tcPr>
+            <w:tcW w:type="dxa" w:w="1080"/>
+          </w:tcPr>
+          <w:p>
+            <w:pPr>
+              <w:spacing w:after="20"/>
+              <w:jc w:val="right"/>
+            </w:pPr>
+            <w:r>
+              <w:rPr>
+                <w:color w:val="1C3A36"/>
+                <w:sz w:val="14"/>
+              </w:rPr>
+              <w:t>2026-08-19</w:t>
+            </w:r>
+          </w:p>
+        </w:tc>
+      </w:tr>
+      <w:tr>
+        <w:tc>
+          <w:tcPr>
+            <w:tcW w:type="dxa" w:w="792"/>
+          </w:tcPr>
+          <w:p>
+            <w:pPr>
+              <w:spacing w:after="20"/>
+            </w:pPr>
+            <w:r>
+              <w:rPr>
+                <w:color w:val="1C3A36"/>
+                <w:sz w:val="14"/>
+              </w:rPr>
+              <w:t>160</w:t>
+            </w:r>
+          </w:p>
+        </w:tc>
+        <w:tc>
+          <w:tcPr>
+            <w:tcW w:type="dxa" w:w="2808"/>
+          </w:tcPr>
+          <w:p>
+            <w:pPr>
+              <w:spacing w:after="20"/>
+              <w:jc w:val="right"/>
+            </w:pPr>
+            <w:r>
+              <w:rPr>
+                <w:color w:val="1C3A36"/>
+                <w:sz w:val="14"/>
+              </w:rPr>
+              <w:t>GB Capital net profit path (H1 649.6 doubling-plus as provisions/funding normalize; ROAE 13.5% on a compounding book)</w:t>
+            </w:r>
+          </w:p>
+        </w:tc>
+        <w:tc>
+          <w:tcPr>
+            <w:tcW w:type="dxa" w:w="1728"/>
+          </w:tcPr>
+          <w:p>
+            <w:pPr>
+              <w:spacing w:after="20"/>
+              <w:jc w:val="right"/>
+            </w:pPr>
+            <w:r>
+              <w:rPr>
+                <w:color w:val="1C3A36"/>
+                <w:sz w:val="14"/>
+              </w:rPr>
+              <w:t>1,450, 1,750, 2,050, 2,350, 2,650</w:t>
+            </w:r>
+          </w:p>
+        </w:tc>
+        <w:tc>
+          <w:tcPr>
+            <w:tcW w:type="dxa" w:w="3816"/>
+          </w:tcPr>
+          <w:p>
+            <w:pPr>
+              <w:spacing w:after="20"/>
+              <w:jc w:val="right"/>
+            </w:pPr>
+            <w:r>
+              <w:rPr>
+                <w:color w:val="1C3A36"/>
+                <w:sz w:val="14"/>
+              </w:rPr>
+              <w:t>model decision</w:t>
+            </w:r>
+          </w:p>
+        </w:tc>
+        <w:tc>
+          <w:tcPr>
+            <w:tcW w:type="dxa" w:w="1080"/>
+          </w:tcPr>
+          <w:p>
+            <w:pPr>
+              <w:spacing w:after="20"/>
+              <w:jc w:val="right"/>
+            </w:pPr>
+            <w:r>
+              <w:rPr>
+                <w:color w:val="1C3A36"/>
+                <w:sz w:val="14"/>
+              </w:rPr>
+              <w:t>2026-08-19</w:t>
+            </w:r>
+          </w:p>
+        </w:tc>
+      </w:tr>
+      <w:tr>
+        <w:tc>
+          <w:tcPr>
+            <w:tcW w:type="dxa" w:w="792"/>
+          </w:tcPr>
+          <w:p>
+            <w:pPr>
+              <w:spacing w:after="20"/>
+            </w:pPr>
+            <w:r>
+              <w:rPr>
+                <w:color w:val="1C3A36"/>
+                <w:sz w:val="14"/>
+              </w:rPr>
+              <w:t>161</w:t>
+            </w:r>
+          </w:p>
+        </w:tc>
+        <w:tc>
+          <w:tcPr>
+            <w:tcW w:type="dxa" w:w="2808"/>
+          </w:tcPr>
+          <w:p>
+            <w:pPr>
+              <w:spacing w:after="20"/>
+              <w:jc w:val="right"/>
+            </w:pPr>
+            <w:r>
+              <w:rPr>
+                <w:color w:val="1C3A36"/>
+                <w:sz w:val="14"/>
+              </w:rPr>
+              <w:t>inter-segment eliminations, % of summed revenue (H1-26 actual 1.29%)</w:t>
+            </w:r>
+          </w:p>
+        </w:tc>
+        <w:tc>
+          <w:tcPr>
+            <w:tcW w:type="dxa" w:w="1728"/>
+          </w:tcPr>
+          <w:p>
+            <w:pPr>
+              <w:spacing w:after="20"/>
+              <w:jc w:val="right"/>
+            </w:pPr>
+            <w:r>
+              <w:rPr>
+                <w:color w:val="1C3A36"/>
+                <w:sz w:val="14"/>
+              </w:rPr>
+              <w:t>0.013</w:t>
+            </w:r>
+          </w:p>
+        </w:tc>
+        <w:tc>
+          <w:tcPr>
+            <w:tcW w:type="dxa" w:w="3816"/>
+          </w:tcPr>
+          <w:p>
+            <w:pPr>
+              <w:spacing w:after="20"/>
+              <w:jc w:val="right"/>
+            </w:pPr>
+            <w:r>
+              <w:rPr>
+                <w:color w:val="1C3A36"/>
+                <w:sz w:val="14"/>
+              </w:rPr>
+              <w:t>computed from ER table 11</w:t>
+            </w:r>
+          </w:p>
+        </w:tc>
+        <w:tc>
+          <w:tcPr>
+            <w:tcW w:type="dxa" w:w="1080"/>
+          </w:tcPr>
+          <w:p>
+            <w:pPr>
+              <w:spacing w:after="20"/>
+              <w:jc w:val="right"/>
+            </w:pPr>
+            <w:r>
+              <w:rPr>
+                <w:color w:val="1C3A36"/>
+                <w:sz w:val="14"/>
+              </w:rPr>
+              <w:t>2026-08-19</w:t>
+            </w:r>
+          </w:p>
+        </w:tc>
+      </w:tr>
+      <w:tr>
+        <w:tc>
+          <w:tcPr>
+            <w:tcW w:type="dxa" w:w="792"/>
+          </w:tcPr>
+          <w:p>
+            <w:pPr>
+              <w:spacing w:after="20"/>
+            </w:pPr>
+            <w:r>
+              <w:rPr>
+                <w:color w:val="1C3A36"/>
+                <w:sz w:val="14"/>
+              </w:rPr>
+              <w:t>162</w:t>
+            </w:r>
+          </w:p>
+        </w:tc>
+        <w:tc>
+          <w:tcPr>
+            <w:tcW w:type="dxa" w:w="2808"/>
+          </w:tcPr>
+          <w:p>
+            <w:pPr>
+              <w:spacing w:after="20"/>
+              <w:jc w:val="right"/>
+            </w:pPr>
+            <w:r>
+              <w:rPr>
+                <w:color w:val="1C3A36"/>
+                <w:sz w:val="14"/>
+              </w:rPr>
+              <w:t>associates equity pickup path (H1 410.1 annualized, growing ~25%/yr with MNT-Halan's ~30% revenue growth; unverified by the auditor — flagged)</w:t>
+            </w:r>
+          </w:p>
+        </w:tc>
+        <w:tc>
+          <w:tcPr>
+            <w:tcW w:type="dxa" w:w="1728"/>
+          </w:tcPr>
+          <w:p>
+            <w:pPr>
+              <w:spacing w:after="20"/>
+              <w:jc w:val="right"/>
+            </w:pPr>
+            <w:r>
+              <w:rPr>
+                <w:color w:val="1C3A36"/>
+                <w:sz w:val="14"/>
+              </w:rPr>
+              <w:t>850, 1,065, 1,330, 1,600, 1,870</w:t>
+            </w:r>
+          </w:p>
+        </w:tc>
+        <w:tc>
+          <w:tcPr>
+            <w:tcW w:type="dxa" w:w="3816"/>
+          </w:tcPr>
+          <w:p>
+            <w:pPr>
+              <w:spacing w:after="20"/>
+              <w:jc w:val="right"/>
+            </w:pPr>
+            <w:r>
+              <w:rPr>
+                <w:color w:val="1C3A36"/>
+                <w:sz w:val="14"/>
+              </w:rPr>
+              <w:t>model decision on note 34 + ER</w:t>
+            </w:r>
+          </w:p>
+        </w:tc>
+        <w:tc>
+          <w:tcPr>
+            <w:tcW w:type="dxa" w:w="1080"/>
+          </w:tcPr>
+          <w:p>
+            <w:pPr>
+              <w:spacing w:after="20"/>
+              <w:jc w:val="right"/>
+            </w:pPr>
+            <w:r>
+              <w:rPr>
+                <w:color w:val="1C3A36"/>
+                <w:sz w:val="14"/>
+              </w:rPr>
+              <w:t>2026-08-19</w:t>
+            </w:r>
+          </w:p>
+        </w:tc>
+      </w:tr>
+      <w:tr>
+        <w:tc>
+          <w:tcPr>
+            <w:tcW w:type="dxa" w:w="792"/>
+          </w:tcPr>
+          <w:p>
+            <w:pPr>
+              <w:spacing w:after="20"/>
+            </w:pPr>
+            <w:r>
+              <w:rPr>
+                <w:color w:val="1C3A36"/>
+                <w:sz w:val="14"/>
+              </w:rPr>
+              <w:t>163</w:t>
+            </w:r>
+          </w:p>
+        </w:tc>
+        <w:tc>
+          <w:tcPr>
+            <w:tcW w:type="dxa" w:w="2808"/>
+          </w:tcPr>
+          <w:p>
+            <w:pPr>
+              <w:spacing w:after="20"/>
+              <w:jc w:val="right"/>
+            </w:pPr>
+            <w:r>
+              <w:rPr>
+                <w:color w:val="1C3A36"/>
+                <w:sz w:val="14"/>
+              </w:rPr>
+              <w:t>auto average funding-cost path (20.82% H1 actual, variable-rate book repricing down the CBE path)</w:t>
+            </w:r>
+          </w:p>
+        </w:tc>
+        <w:tc>
+          <w:tcPr>
+            <w:tcW w:type="dxa" w:w="1728"/>
+          </w:tcPr>
+          <w:p>
+            <w:pPr>
+              <w:spacing w:after="20"/>
+              <w:jc w:val="right"/>
+            </w:pPr>
+            <w:r>
+              <w:rPr>
+                <w:color w:val="1C3A36"/>
+                <w:sz w:val="14"/>
+              </w:rPr>
+              <w:t>0.195, 0.175, 0.165, 0.155, 0.15</w:t>
+            </w:r>
+          </w:p>
+        </w:tc>
+        <w:tc>
+          <w:tcPr>
+            <w:tcW w:type="dxa" w:w="3816"/>
+          </w:tcPr>
+          <w:p>
+            <w:pPr>
+              <w:spacing w:after="20"/>
+              <w:jc w:val="right"/>
+            </w:pPr>
+            <w:r>
+              <w:rPr>
+                <w:color w:val="1C3A36"/>
+                <w:sz w:val="14"/>
+              </w:rPr>
+              <w:t>note 26 + CBE direction</w:t>
+            </w:r>
+          </w:p>
+        </w:tc>
+        <w:tc>
+          <w:tcPr>
+            <w:tcW w:type="dxa" w:w="1080"/>
+          </w:tcPr>
+          <w:p>
+            <w:pPr>
+              <w:spacing w:after="20"/>
+              <w:jc w:val="right"/>
+            </w:pPr>
+            <w:r>
+              <w:rPr>
+                <w:color w:val="1C3A36"/>
+                <w:sz w:val="14"/>
+              </w:rPr>
+              <w:t>2026-08-19</w:t>
+            </w:r>
+          </w:p>
+        </w:tc>
+      </w:tr>
+      <w:tr>
+        <w:tc>
+          <w:tcPr>
+            <w:tcW w:type="dxa" w:w="792"/>
+          </w:tcPr>
+          <w:p>
+            <w:pPr>
+              <w:spacing w:after="20"/>
+            </w:pPr>
+            <w:r>
+              <w:rPr>
+                <w:color w:val="1C3A36"/>
+                <w:sz w:val="14"/>
+              </w:rPr>
+              <w:t>164</w:t>
+            </w:r>
+          </w:p>
+        </w:tc>
+        <w:tc>
+          <w:tcPr>
+            <w:tcW w:type="dxa" w:w="2808"/>
+          </w:tcPr>
+          <w:p>
+            <w:pPr>
+              <w:spacing w:after="20"/>
+              <w:jc w:val="right"/>
+            </w:pPr>
+            <w:r>
+              <w:rPr>
+                <w:color w:val="1C3A36"/>
+                <w:sz w:val="14"/>
+              </w:rPr>
+              <w:t>dividend per share held at the FY25 level</w:t>
+            </w:r>
+          </w:p>
+        </w:tc>
+        <w:tc>
+          <w:tcPr>
+            <w:tcW w:type="dxa" w:w="1728"/>
+          </w:tcPr>
+          <w:p>
+            <w:pPr>
+              <w:spacing w:after="20"/>
+              <w:jc w:val="right"/>
+            </w:pPr>
+            <w:r>
+              <w:rPr>
+                <w:color w:val="1C3A36"/>
+                <w:sz w:val="14"/>
+              </w:rPr>
+              <w:t>0.35</w:t>
+            </w:r>
+          </w:p>
+        </w:tc>
+        <w:tc>
+          <w:tcPr>
+            <w:tcW w:type="dxa" w:w="3816"/>
+          </w:tcPr>
+          <w:p>
+            <w:pPr>
+              <w:spacing w:after="20"/>
+              <w:jc w:val="right"/>
+            </w:pPr>
+            <w:r>
+              <w:rPr>
+                <w:color w:val="1C3A36"/>
+                <w:sz w:val="14"/>
+              </w:rPr>
+              <w:t>GB Corp consolidated interim FS 30-Jun-2026 (KPMG limited review, 13-Aug-2026) note 10</w:t>
+            </w:r>
+          </w:p>
+        </w:tc>
+        <w:tc>
+          <w:tcPr>
+            <w:tcW w:type="dxa" w:w="1080"/>
+          </w:tcPr>
+          <w:p>
+            <w:pPr>
+              <w:spacing w:after="20"/>
+              <w:jc w:val="right"/>
+            </w:pPr>
+            <w:r>
+              <w:rPr>
+                <w:color w:val="1C3A36"/>
+                <w:sz w:val="14"/>
+              </w:rPr>
+              <w:t>2026-08-13</w:t>
+            </w:r>
+          </w:p>
+        </w:tc>
+      </w:tr>
+      <w:tr>
+        <w:tc>
+          <w:tcPr>
+            <w:tcW w:type="dxa" w:w="792"/>
+          </w:tcPr>
+          <w:p>
+            <w:pPr>
+              <w:spacing w:after="20"/>
+            </w:pPr>
+            <w:r>
+              <w:rPr>
+                <w:color w:val="1C3A36"/>
+                <w:sz w:val="14"/>
+              </w:rPr>
+              <w:t>165</w:t>
+            </w:r>
+          </w:p>
+        </w:tc>
+        <w:tc>
+          <w:tcPr>
+            <w:tcW w:type="dxa" w:w="2808"/>
+          </w:tcPr>
+          <w:p>
+            <w:pPr>
+              <w:spacing w:after="20"/>
+              <w:jc w:val="right"/>
+            </w:pPr>
+            <w:r>
+              <w:rPr>
+                <w:color w:val="1C3A36"/>
+                <w:sz w:val="14"/>
+              </w:rPr>
+              <w:t>share of the group dividend funded by the auto leg in the net-debt sweep</w:t>
+            </w:r>
+          </w:p>
+        </w:tc>
+        <w:tc>
+          <w:tcPr>
+            <w:tcW w:type="dxa" w:w="1728"/>
+          </w:tcPr>
+          <w:p>
+            <w:pPr>
+              <w:spacing w:after="20"/>
+              <w:jc w:val="right"/>
+            </w:pPr>
+            <w:r>
+              <w:rPr>
+                <w:color w:val="1C3A36"/>
+                <w:sz w:val="14"/>
+              </w:rPr>
+              <w:t>0.85</w:t>
+            </w:r>
+          </w:p>
+        </w:tc>
+        <w:tc>
+          <w:tcPr>
+            <w:tcW w:type="dxa" w:w="3816"/>
+          </w:tcPr>
+          <w:p>
+            <w:pPr>
+              <w:spacing w:after="20"/>
+              <w:jc w:val="right"/>
+            </w:pPr>
+            <w:r>
+              <w:rPr>
+                <w:color w:val="1C3A36"/>
+                <w:sz w:val="14"/>
+              </w:rPr>
+              <w:t>model decision</w:t>
+            </w:r>
+          </w:p>
+        </w:tc>
+        <w:tc>
+          <w:tcPr>
+            <w:tcW w:type="dxa" w:w="1080"/>
+          </w:tcPr>
+          <w:p>
+            <w:pPr>
+              <w:spacing w:after="20"/>
+              <w:jc w:val="right"/>
+            </w:pPr>
+            <w:r>
+              <w:rPr>
+                <w:color w:val="1C3A36"/>
+                <w:sz w:val="14"/>
+              </w:rPr>
+              <w:t>2026-08-19</w:t>
+            </w:r>
+          </w:p>
+        </w:tc>
+      </w:tr>
+      <w:tr>
+        <w:tc>
+          <w:tcPr>
+            <w:tcW w:type="dxa" w:w="792"/>
+          </w:tcPr>
+          <w:p>
+            <w:pPr>
+              <w:spacing w:after="20"/>
+            </w:pPr>
+            <w:r>
+              <w:rPr>
+                <w:color w:val="1C3A36"/>
+                <w:sz w:val="14"/>
+              </w:rPr>
+              <w:t>166</w:t>
+            </w:r>
+          </w:p>
+        </w:tc>
+        <w:tc>
+          <w:tcPr>
+            <w:tcW w:type="dxa" w:w="2808"/>
+          </w:tcPr>
+          <w:p>
+            <w:pPr>
+              <w:spacing w:after="20"/>
+              <w:jc w:val="right"/>
+            </w:pPr>
+            <w:r>
+              <w:rPr>
+                <w:color w:val="1C3A36"/>
+                <w:sz w:val="14"/>
+              </w:rPr>
+              <w:t>normalized auto funding cost (CBE easing path endpoint on the variable book)</w:t>
+            </w:r>
+          </w:p>
+        </w:tc>
+        <w:tc>
+          <w:tcPr>
+            <w:tcW w:type="dxa" w:w="1728"/>
+          </w:tcPr>
+          <w:p>
+            <w:pPr>
+              <w:spacing w:after="20"/>
+              <w:jc w:val="right"/>
+            </w:pPr>
+            <w:r>
+              <w:rPr>
+                <w:color w:val="1C3A36"/>
+                <w:sz w:val="14"/>
+              </w:rPr>
+              <w:t>0.17</w:t>
+            </w:r>
+          </w:p>
+        </w:tc>
+        <w:tc>
+          <w:tcPr>
+            <w:tcW w:type="dxa" w:w="3816"/>
+          </w:tcPr>
+          <w:p>
+            <w:pPr>
+              <w:spacing w:after="20"/>
+              <w:jc w:val="right"/>
+            </w:pPr>
+            <w:r>
+              <w:rPr>
+                <w:color w:val="1C3A36"/>
+                <w:sz w:val="14"/>
+              </w:rPr>
+              <w:t>model decision on note 26 + CBE direction</w:t>
+            </w:r>
+          </w:p>
+        </w:tc>
+        <w:tc>
+          <w:tcPr>
+            <w:tcW w:type="dxa" w:w="1080"/>
+          </w:tcPr>
+          <w:p>
+            <w:pPr>
+              <w:spacing w:after="20"/>
+              <w:jc w:val="right"/>
+            </w:pPr>
+            <w:r>
+              <w:rPr>
+                <w:color w:val="1C3A36"/>
+                <w:sz w:val="14"/>
+              </w:rPr>
+              <w:t>2026-08-19</w:t>
+            </w:r>
+          </w:p>
+        </w:tc>
+      </w:tr>
+      <w:tr>
+        <w:tc>
+          <w:tcPr>
+            <w:tcW w:type="dxa" w:w="792"/>
+          </w:tcPr>
+          <w:p>
+            <w:pPr>
+              <w:spacing w:after="20"/>
+            </w:pPr>
+            <w:r>
+              <w:rPr>
+                <w:color w:val="1C3A36"/>
+                <w:sz w:val="14"/>
+              </w:rPr>
+              <w:t>167</w:t>
+            </w:r>
+          </w:p>
+        </w:tc>
+        <w:tc>
+          <w:tcPr>
+            <w:tcW w:type="dxa" w:w="2808"/>
+          </w:tcPr>
+          <w:p>
+            <w:pPr>
+              <w:spacing w:after="20"/>
+              <w:jc w:val="right"/>
+            </w:pPr>
+            <w:r>
+              <w:rPr>
+                <w:color w:val="1C3A36"/>
+                <w:sz w:val="14"/>
+              </w:rPr>
+              <w:t>normalized-PAT bear/bull scalars</w:t>
+            </w:r>
+          </w:p>
+        </w:tc>
+        <w:tc>
+          <w:tcPr>
+            <w:tcW w:type="dxa" w:w="1728"/>
+          </w:tcPr>
+          <w:p>
+            <w:pPr>
+              <w:spacing w:after="20"/>
+              <w:jc w:val="right"/>
+            </w:pPr>
+            <w:r>
+              <w:rPr>
+                <w:color w:val="1C3A36"/>
+                <w:sz w:val="14"/>
+              </w:rPr>
+              <w:t>bear 0.85, bull 1.12</w:t>
+            </w:r>
+          </w:p>
+        </w:tc>
+        <w:tc>
+          <w:tcPr>
+            <w:tcW w:type="dxa" w:w="3816"/>
+          </w:tcPr>
+          <w:p>
+            <w:pPr>
+              <w:spacing w:after="20"/>
+              <w:jc w:val="right"/>
+            </w:pPr>
+            <w:r>
+              <w:rPr>
+                <w:color w:val="1C3A36"/>
+                <w:sz w:val="14"/>
+              </w:rPr>
+              <w:t>house decision</w:t>
+            </w:r>
+          </w:p>
+        </w:tc>
+        <w:tc>
+          <w:tcPr>
+            <w:tcW w:type="dxa" w:w="1080"/>
+          </w:tcPr>
+          <w:p>
+            <w:pPr>
+              <w:spacing w:after="20"/>
+              <w:jc w:val="right"/>
+            </w:pPr>
+            <w:r>
+              <w:rPr>
+                <w:color w:val="1C3A36"/>
+                <w:sz w:val="14"/>
+              </w:rPr>
+              <w:t>2026-08-19</w:t>
+            </w:r>
+          </w:p>
+        </w:tc>
+      </w:tr>
+      <w:tr>
+        <w:tc>
+          <w:tcPr>
+            <w:tcW w:type="dxa" w:w="792"/>
+          </w:tcPr>
+          <w:p>
+            <w:pPr>
+              <w:spacing w:after="20"/>
+            </w:pPr>
+            <w:r>
+              <w:rPr>
+                <w:color w:val="1C3A36"/>
+                <w:sz w:val="14"/>
+              </w:rPr>
+              <w:t>168</w:t>
+            </w:r>
+          </w:p>
+        </w:tc>
+        <w:tc>
+          <w:tcPr>
+            <w:tcW w:type="dxa" w:w="2808"/>
+          </w:tcPr>
+          <w:p>
+            <w:pPr>
+              <w:spacing w:after="20"/>
+              <w:jc w:val="right"/>
+            </w:pPr>
+            <w:r>
+              <w:rPr>
+                <w:color w:val="1C3A36"/>
+                <w:sz w:val="14"/>
+              </w:rPr>
+              <w:t>normalized mid-cycle group PAT: FY27E auto EBIT less normalized finance cost (ND x 17% as CBE eases) at 22.5% statutory tax + FY27E GB Capital NP (incl associates pickup)</w:t>
+            </w:r>
+          </w:p>
+        </w:tc>
+        <w:tc>
+          <w:tcPr>
+            <w:tcW w:type="dxa" w:w="1728"/>
+          </w:tcPr>
+          <w:p>
+            <w:pPr>
+              <w:spacing w:after="20"/>
+              <w:jc w:val="right"/>
+            </w:pPr>
+            <w:r>
+              <w:rPr>
+                <w:color w:val="1C3A36"/>
+                <w:sz w:val="14"/>
+              </w:rPr>
+              <w:t>5,155.0</w:t>
+            </w:r>
+          </w:p>
+        </w:tc>
+        <w:tc>
+          <w:tcPr>
+            <w:tcW w:type="dxa" w:w="3816"/>
+          </w:tcPr>
+          <w:p>
+            <w:pPr>
+              <w:spacing w:after="20"/>
+              <w:jc w:val="right"/>
+            </w:pPr>
+            <w:r>
+              <w:rPr>
+                <w:color w:val="1C3A36"/>
+                <w:sz w:val="14"/>
+              </w:rPr>
+              <w:t>computed normalization</w:t>
+            </w:r>
+          </w:p>
+        </w:tc>
+        <w:tc>
+          <w:tcPr>
+            <w:tcW w:type="dxa" w:w="1080"/>
+          </w:tcPr>
+          <w:p>
+            <w:pPr>
+              <w:spacing w:after="20"/>
+              <w:jc w:val="right"/>
+            </w:pPr>
+            <w:r>
+              <w:rPr>
+                <w:color w:val="1C3A36"/>
+                <w:sz w:val="14"/>
+              </w:rPr>
+              <w:t>2026-08-19</w:t>
+            </w:r>
+          </w:p>
+        </w:tc>
+      </w:tr>
+      <w:tr>
+        <w:tc>
+          <w:tcPr>
+            <w:tcW w:type="dxa" w:w="792"/>
+          </w:tcPr>
+          <w:p>
+            <w:pPr>
+              <w:spacing w:after="20"/>
+            </w:pPr>
+            <w:r>
+              <w:rPr>
+                <w:color w:val="1C3A36"/>
+                <w:sz w:val="14"/>
+              </w:rPr>
+              <w:t>169</w:t>
             </w:r>
           </w:p>
         </w:tc>
@@ -15726,7 +17000,7 @@
                 <w:color w:val="1C3A36"/>
                 <w:sz w:val="14"/>
               </w:rPr>
-              <w:t>156</w:t>
+              <w:t>170</w:t>
             </w:r>
           </w:p>
         </w:tc>
@@ -15817,7 +17091,7 @@
                 <w:color w:val="1C3A36"/>
                 <w:sz w:val="14"/>
               </w:rPr>
-              <w:t>157</w:t>
+              <w:t>171</w:t>
             </w:r>
           </w:p>
         </w:tc>
@@ -15908,7 +17182,7 @@
                 <w:color w:val="1C3A36"/>
                 <w:sz w:val="14"/>
               </w:rPr>
-              <w:t>158</w:t>
+              <w:t>172</w:t>
             </w:r>
           </w:p>
         </w:tc>
@@ -15999,7 +17273,7 @@
                 <w:color w:val="1C3A36"/>
                 <w:sz w:val="14"/>
               </w:rPr>
-              <w:t>159</w:t>
+              <w:t>173</w:t>
             </w:r>
           </w:p>
         </w:tc>
@@ -16090,7 +17364,7 @@
                 <w:color w:val="1C3A36"/>
                 <w:sz w:val="14"/>
               </w:rPr>
-              <w:t>160</w:t>
+              <w:t>174</w:t>
             </w:r>
           </w:p>
         </w:tc>
@@ -16181,7 +17455,7 @@
                 <w:color w:val="1C3A36"/>
                 <w:sz w:val="14"/>
               </w:rPr>
-              <w:t>161</w:t>
+              <w:t>175</w:t>
             </w:r>
           </w:p>
         </w:tc>
@@ -16272,7 +17546,7 @@
                 <w:color w:val="1C3A36"/>
                 <w:sz w:val="14"/>
               </w:rPr>
-              <w:t>162</w:t>
+              <w:t>176</w:t>
             </w:r>
           </w:p>
         </w:tc>
@@ -16363,7 +17637,7 @@
                 <w:color w:val="1C3A36"/>
                 <w:sz w:val="14"/>
               </w:rPr>
-              <w:t>163</w:t>
+              <w:t>177</w:t>
             </w:r>
           </w:p>
         </w:tc>
@@ -16454,7 +17728,7 @@
                 <w:color w:val="1C3A36"/>
                 <w:sz w:val="14"/>
               </w:rPr>
-              <w:t>164</w:t>
+              <w:t>178</w:t>
             </w:r>
           </w:p>
         </w:tc>
@@ -16545,7 +17819,7 @@
                 <w:color w:val="1C3A36"/>
                 <w:sz w:val="14"/>
               </w:rPr>
-              <w:t>165</w:t>
+              <w:t>179</w:t>
             </w:r>
           </w:p>
         </w:tc>
@@ -16636,7 +17910,7 @@
                 <w:color w:val="1C3A36"/>
                 <w:sz w:val="14"/>
               </w:rPr>
-              <w:t>166</w:t>
+              <w:t>180</w:t>
             </w:r>
           </w:p>
         </w:tc>
@@ -16873,7 +18147,7 @@
                 <w:color w:val="1C3A36"/>
                 <w:sz w:val="14"/>
               </w:rPr>
-              <w:t>167</w:t>
+              <w:t>181</w:t>
             </w:r>
           </w:p>
         </w:tc>
@@ -16964,7 +18238,7 @@
                 <w:color w:val="1C3A36"/>
                 <w:sz w:val="14"/>
               </w:rPr>
-              <w:t>168</w:t>
+              <w:t>182</w:t>
             </w:r>
           </w:p>
         </w:tc>
@@ -17055,7 +18329,7 @@
                 <w:color w:val="1C3A36"/>
                 <w:sz w:val="14"/>
               </w:rPr>
-              <w:t>169</w:t>
+              <w:t>183</w:t>
             </w:r>
           </w:p>
         </w:tc>
@@ -17146,7 +18420,7 @@
                 <w:color w:val="1C3A36"/>
                 <w:sz w:val="14"/>
               </w:rPr>
-              <w:t>170</w:t>
+              <w:t>184</w:t>
             </w:r>
           </w:p>
         </w:tc>
@@ -17237,7 +18511,7 @@
                 <w:color w:val="1C3A36"/>
                 <w:sz w:val="14"/>
               </w:rPr>
-              <w:t>171</w:t>
+              <w:t>185</w:t>
             </w:r>
           </w:p>
         </w:tc>
@@ -17328,7 +18602,7 @@
                 <w:color w:val="1C3A36"/>
                 <w:sz w:val="14"/>
               </w:rPr>
-              <w:t>172</w:t>
+              <w:t>186</w:t>
             </w:r>
           </w:p>
         </w:tc>
@@ -17419,7 +18693,7 @@
                 <w:color w:val="1C3A36"/>
                 <w:sz w:val="14"/>
               </w:rPr>
-              <w:t>173</w:t>
+              <w:t>187</w:t>
             </w:r>
           </w:p>
         </w:tc>
